--- a/讲稿_演讲用_最新版.docx
+++ b/讲稿_演讲用_最新版.docx
@@ -175,6 +175,25 @@
     </w:p>
     <w:p>
       <w:pPr>
+        <w:pBdr>
+          <w:top w:val="single" w:color="D5DAE1" w:sz="6" w:space="4"/>
+        </w:pBdr>
+        <w:spacing w:before="80"/>
+      </w:pPr>
+      <w:r>
+        <w:rPr>
+          <w:rFonts w:ascii="Arial" w:cs="Arial" w:eastAsia="Microsoft YaHei" w:hAnsi="Arial"/>
+          <w:b/>
+          <w:bCs/>
+          <w:color w:val="C2410C"/>
+          <w:sz w:val="28"/>
+          <w:szCs w:val="28"/>
+        </w:rPr>
+        <w:t xml:space="preserve">▶ 翻页 → 第 2 页 选题</w:t>
+      </w:r>
+    </w:p>
+    <w:p>
+      <w:pPr>
         <w:pageBreakBefore/>
         <w:spacing w:after="80"/>
       </w:pPr>
@@ -328,6 +347,25 @@
     </w:p>
     <w:p>
       <w:pPr>
+        <w:pBdr>
+          <w:top w:val="single" w:color="D5DAE1" w:sz="6" w:space="4"/>
+        </w:pBdr>
+        <w:spacing w:before="80"/>
+      </w:pPr>
+      <w:r>
+        <w:rPr>
+          <w:rFonts w:ascii="Arial" w:cs="Arial" w:eastAsia="Microsoft YaHei" w:hAnsi="Arial"/>
+          <w:b/>
+          <w:bCs/>
+          <w:color w:val="C2410C"/>
+          <w:sz w:val="28"/>
+          <w:szCs w:val="28"/>
+        </w:rPr>
+        <w:t xml:space="preserve">▶ 翻页 → 第 3 页 研究背景与问题</w:t>
+      </w:r>
+    </w:p>
+    <w:p>
+      <w:pPr>
         <w:pageBreakBefore/>
         <w:spacing w:after="80"/>
       </w:pPr>
@@ -594,6 +632,25 @@
     </w:p>
     <w:p>
       <w:pPr>
+        <w:pBdr>
+          <w:top w:val="single" w:color="D5DAE1" w:sz="6" w:space="4"/>
+        </w:pBdr>
+        <w:spacing w:before="80"/>
+      </w:pPr>
+      <w:r>
+        <w:rPr>
+          <w:rFonts w:ascii="Arial" w:cs="Arial" w:eastAsia="Microsoft YaHei" w:hAnsi="Arial"/>
+          <w:b/>
+          <w:bCs/>
+          <w:color w:val="C2410C"/>
+          <w:sz w:val="28"/>
+          <w:szCs w:val="28"/>
+        </w:rPr>
+        <w:t xml:space="preserve">▶ 翻页 → 第 4 页 研究方法</w:t>
+      </w:r>
+    </w:p>
+    <w:p>
+      <w:pPr>
         <w:pageBreakBefore/>
         <w:spacing w:after="80"/>
       </w:pPr>
@@ -976,6 +1033,25 @@
     </w:p>
     <w:p>
       <w:pPr>
+        <w:pBdr>
+          <w:top w:val="single" w:color="D5DAE1" w:sz="6" w:space="4"/>
+        </w:pBdr>
+        <w:spacing w:before="80"/>
+      </w:pPr>
+      <w:r>
+        <w:rPr>
+          <w:rFonts w:ascii="Arial" w:cs="Arial" w:eastAsia="Microsoft YaHei" w:hAnsi="Arial"/>
+          <w:b/>
+          <w:bCs/>
+          <w:color w:val="C2410C"/>
+          <w:sz w:val="28"/>
+          <w:szCs w:val="28"/>
+        </w:rPr>
+        <w:t xml:space="preserve">▶ 翻页 → 第 5 页 研究结论一二</w:t>
+      </w:r>
+    </w:p>
+    <w:p>
+      <w:pPr>
         <w:pageBreakBefore/>
         <w:spacing w:after="80"/>
       </w:pPr>
@@ -1273,6 +1349,25 @@
     </w:p>
     <w:p>
       <w:pPr>
+        <w:pBdr>
+          <w:top w:val="single" w:color="D5DAE1" w:sz="6" w:space="4"/>
+        </w:pBdr>
+        <w:spacing w:before="80"/>
+      </w:pPr>
+      <w:r>
+        <w:rPr>
+          <w:rFonts w:ascii="Arial" w:cs="Arial" w:eastAsia="Microsoft YaHei" w:hAnsi="Arial"/>
+          <w:b/>
+          <w:bCs/>
+          <w:color w:val="C2410C"/>
+          <w:sz w:val="28"/>
+          <w:szCs w:val="28"/>
+        </w:rPr>
+        <w:t xml:space="preserve">▶ 翻页 → 第 6 页 研究结论三四</w:t>
+      </w:r>
+    </w:p>
+    <w:p>
+      <w:pPr>
         <w:pageBreakBefore/>
         <w:spacing w:after="80"/>
       </w:pPr>
@@ -1536,6 +1631,25 @@
     </w:p>
     <w:p>
       <w:pPr>
+        <w:pBdr>
+          <w:top w:val="single" w:color="D5DAE1" w:sz="6" w:space="4"/>
+        </w:pBdr>
+        <w:spacing w:before="80"/>
+      </w:pPr>
+      <w:r>
+        <w:rPr>
+          <w:rFonts w:ascii="Arial" w:cs="Arial" w:eastAsia="Microsoft YaHei" w:hAnsi="Arial"/>
+          <w:b/>
+          <w:bCs/>
+          <w:color w:val="C2410C"/>
+          <w:sz w:val="28"/>
+          <w:szCs w:val="28"/>
+        </w:rPr>
+        <w:t xml:space="preserve">▶ 翻页 → 第 7 页 评价思路</w:t>
+      </w:r>
+    </w:p>
+    <w:p>
+      <w:pPr>
         <w:pageBreakBefore/>
         <w:spacing w:after="80"/>
       </w:pPr>
@@ -1692,6 +1806,25 @@
     </w:p>
     <w:p>
       <w:pPr>
+        <w:pBdr>
+          <w:top w:val="single" w:color="D5DAE1" w:sz="6" w:space="4"/>
+        </w:pBdr>
+        <w:spacing w:before="80"/>
+      </w:pPr>
+      <w:r>
+        <w:rPr>
+          <w:rFonts w:ascii="Arial" w:cs="Arial" w:eastAsia="Microsoft YaHei" w:hAnsi="Arial"/>
+          <w:b/>
+          <w:bCs/>
+          <w:color w:val="C2410C"/>
+          <w:sz w:val="28"/>
+          <w:szCs w:val="28"/>
+        </w:rPr>
+        <w:t xml:space="preserve">▶ 翻页 → 第 8 页 调查对象</w:t>
+      </w:r>
+    </w:p>
+    <w:p>
+      <w:pPr>
         <w:pageBreakBefore/>
         <w:spacing w:after="80"/>
       </w:pPr>
@@ -1854,6 +1987,25 @@
     </w:p>
     <w:p>
       <w:pPr>
+        <w:pBdr>
+          <w:top w:val="single" w:color="D5DAE1" w:sz="6" w:space="4"/>
+        </w:pBdr>
+        <w:spacing w:before="80"/>
+      </w:pPr>
+      <w:r>
+        <w:rPr>
+          <w:rFonts w:ascii="Arial" w:cs="Arial" w:eastAsia="Microsoft YaHei" w:hAnsi="Arial"/>
+          <w:b/>
+          <w:bCs/>
+          <w:color w:val="C2410C"/>
+          <w:sz w:val="28"/>
+          <w:szCs w:val="28"/>
+        </w:rPr>
+        <w:t xml:space="preserve">▶ 翻页 → 第 9 页 调查范围</w:t>
+      </w:r>
+    </w:p>
+    <w:p>
+      <w:pPr>
         <w:pageBreakBefore/>
         <w:spacing w:after="80"/>
       </w:pPr>
@@ -2054,6 +2206,25 @@
     </w:p>
     <w:p>
       <w:pPr>
+        <w:pBdr>
+          <w:top w:val="single" w:color="D5DAE1" w:sz="6" w:space="4"/>
+        </w:pBdr>
+        <w:spacing w:before="80"/>
+      </w:pPr>
+      <w:r>
+        <w:rPr>
+          <w:rFonts w:ascii="Arial" w:cs="Arial" w:eastAsia="Microsoft YaHei" w:hAnsi="Arial"/>
+          <w:b/>
+          <w:bCs/>
+          <w:color w:val="C2410C"/>
+          <w:sz w:val="28"/>
+          <w:szCs w:val="28"/>
+        </w:rPr>
+        <w:t xml:space="preserve">▶ 翻页 → 第 10 页 调查时间</w:t>
+      </w:r>
+    </w:p>
+    <w:p>
+      <w:pPr>
         <w:pageBreakBefore/>
         <w:spacing w:after="80"/>
       </w:pPr>
@@ -2369,6 +2540,25 @@
     </w:p>
     <w:p>
       <w:pPr>
+        <w:pBdr>
+          <w:top w:val="single" w:color="D5DAE1" w:sz="6" w:space="4"/>
+        </w:pBdr>
+        <w:spacing w:before="80"/>
+      </w:pPr>
+      <w:r>
+        <w:rPr>
+          <w:rFonts w:ascii="Arial" w:cs="Arial" w:eastAsia="Microsoft YaHei" w:hAnsi="Arial"/>
+          <w:b/>
+          <w:bCs/>
+          <w:color w:val="C2410C"/>
+          <w:sz w:val="28"/>
+          <w:szCs w:val="28"/>
+        </w:rPr>
+        <w:t xml:space="preserve">▶ 翻页 → 第 11 页 研究方法评价</w:t>
+      </w:r>
+    </w:p>
+    <w:p>
+      <w:pPr>
         <w:pageBreakBefore/>
         <w:spacing w:after="80"/>
       </w:pPr>
@@ -2559,6 +2749,25 @@
     </w:p>
     <w:p>
       <w:pPr>
+        <w:pBdr>
+          <w:top w:val="single" w:color="D5DAE1" w:sz="6" w:space="4"/>
+        </w:pBdr>
+        <w:spacing w:before="80"/>
+      </w:pPr>
+      <w:r>
+        <w:rPr>
+          <w:rFonts w:ascii="Arial" w:cs="Arial" w:eastAsia="Microsoft YaHei" w:hAnsi="Arial"/>
+          <w:b/>
+          <w:bCs/>
+          <w:color w:val="C2410C"/>
+          <w:sz w:val="28"/>
+          <w:szCs w:val="28"/>
+        </w:rPr>
+        <w:t xml:space="preserve">▶ 翻页 → 第 12 页 总结</w:t>
+      </w:r>
+    </w:p>
+    <w:p>
+      <w:pPr>
         <w:pageBreakBefore/>
         <w:spacing w:after="80"/>
       </w:pPr>
@@ -2802,6 +3011,25 @@
           <w:szCs w:val="40"/>
         </w:rPr>
         <w:t xml:space="preserve">谢谢各位。）</w:t>
+      </w:r>
+    </w:p>
+    <w:p>
+      <w:pPr>
+        <w:pBdr>
+          <w:top w:val="single" w:color="D5DAE1" w:sz="6" w:space="4"/>
+        </w:pBdr>
+        <w:spacing w:before="80"/>
+      </w:pPr>
+      <w:r>
+        <w:rPr>
+          <w:rFonts w:ascii="Arial" w:cs="Arial" w:eastAsia="Microsoft YaHei" w:hAnsi="Arial"/>
+          <w:b/>
+          <w:bCs/>
+          <w:color w:val="C2410C"/>
+          <w:sz w:val="28"/>
+          <w:szCs w:val="28"/>
+        </w:rPr>
+        <w:t xml:space="preserve">■ 讲完，进入提问</w:t>
       </w:r>
     </w:p>
     <w:p>

--- a/讲稿_演讲用_最新版.docx
+++ b/讲稿_演讲用_最新版.docx
@@ -15,7 +15,7 @@
           <w:sz w:val="28"/>
           <w:szCs w:val="28"/>
         </w:rPr>
-        <w:t xml:space="preserve">1/12</w:t>
+        <w:t xml:space="preserve">1/11</w:t>
       </w:r>
       <w:r>
         <w:rPr>
@@ -24,7 +24,7 @@
           <w:sz w:val="28"/>
           <w:szCs w:val="28"/>
         </w:rPr>
-        <w:t xml:space="preserve">　封面　累计 0:25</w:t>
+        <w:t xml:space="preserve">　封面　累计 0:15</w:t>
       </w:r>
     </w:p>
     <w:p>
@@ -105,57 +105,15 @@
     <w:p>
       <w:pPr>
         <w:keepLines/>
-        <w:spacing w:after="10" w:line="440"/>
-      </w:pPr>
-      <w:r>
-        <w:rPr>
-          <w:rFonts w:ascii="Arial" w:cs="Arial" w:eastAsia="Microsoft YaHei" w:hAnsi="Arial"/>
-          <w:sz w:val="40"/>
-          <w:szCs w:val="40"/>
-        </w:rPr>
-        <w:t xml:space="preserve">分四个部分：</w:t>
-      </w:r>
-    </w:p>
-    <w:p>
-      <w:pPr>
-        <w:keepLines/>
-        <w:spacing w:after="10" w:line="440"/>
-      </w:pPr>
-      <w:r>
-        <w:rPr>
-          <w:rFonts w:ascii="Arial" w:cs="Arial" w:eastAsia="Microsoft YaHei" w:hAnsi="Arial"/>
-          <w:sz w:val="40"/>
-          <w:szCs w:val="40"/>
-        </w:rPr>
-        <w:t xml:space="preserve">研究背景与问题、</w:t>
-      </w:r>
-    </w:p>
-    <w:p>
-      <w:pPr>
-        <w:keepLines/>
-        <w:spacing w:after="10" w:line="440"/>
-      </w:pPr>
-      <w:r>
-        <w:rPr>
-          <w:rFonts w:ascii="Arial" w:cs="Arial" w:eastAsia="Microsoft YaHei" w:hAnsi="Arial"/>
-          <w:sz w:val="40"/>
-          <w:szCs w:val="40"/>
-        </w:rPr>
-        <w:t xml:space="preserve">研究方法、研究结论、</w:t>
-      </w:r>
-    </w:p>
-    <w:p>
-      <w:pPr>
-        <w:keepLines/>
-        <w:spacing w:after="100" w:line="440"/>
-      </w:pPr>
-      <w:r>
-        <w:rPr>
-          <w:rFonts w:ascii="Arial" w:cs="Arial" w:eastAsia="Microsoft YaHei" w:hAnsi="Arial"/>
-          <w:sz w:val="40"/>
-          <w:szCs w:val="40"/>
-        </w:rPr>
-        <w:t xml:space="preserve">思考与评价。</w:t>
+        <w:spacing w:after="100" w:line="440"/>
+      </w:pPr>
+      <w:r>
+        <w:rPr>
+          <w:rFonts w:ascii="Arial" w:cs="Arial" w:eastAsia="Microsoft YaHei" w:hAnsi="Arial"/>
+          <w:sz w:val="40"/>
+          <w:szCs w:val="40"/>
+        </w:rPr>
+        <w:t xml:space="preserve">分四个部分。</w:t>
       </w:r>
     </w:p>
     <w:p>
@@ -206,7 +164,7 @@
           <w:sz w:val="28"/>
           <w:szCs w:val="28"/>
         </w:rPr>
-        <w:t xml:space="preserve">2/12</w:t>
+        <w:t xml:space="preserve">2/11</w:t>
       </w:r>
       <w:r>
         <w:rPr>
@@ -215,7 +173,7 @@
           <w:sz w:val="28"/>
           <w:szCs w:val="28"/>
         </w:rPr>
-        <w:t xml:space="preserve">　选题　累计 0:45</w:t>
+        <w:t xml:space="preserve">　选题　累计 0:35</w:t>
       </w:r>
     </w:p>
     <w:p>
@@ -378,7 +336,7 @@
           <w:sz w:val="28"/>
           <w:szCs w:val="28"/>
         </w:rPr>
-        <w:t xml:space="preserve">3/12</w:t>
+        <w:t xml:space="preserve">3/11</w:t>
       </w:r>
       <w:r>
         <w:rPr>
@@ -387,7 +345,7 @@
           <w:sz w:val="28"/>
           <w:szCs w:val="28"/>
         </w:rPr>
-        <w:t xml:space="preserve">　研究背景与问题　累计 1:20</w:t>
+        <w:t xml:space="preserve">　研究背景与问题　累计 1:10</w:t>
       </w:r>
     </w:p>
     <w:p>
@@ -663,7 +621,7 @@
           <w:sz w:val="28"/>
           <w:szCs w:val="28"/>
         </w:rPr>
-        <w:t xml:space="preserve">4/12</w:t>
+        <w:t xml:space="preserve">4/11</w:t>
       </w:r>
       <w:r>
         <w:rPr>
@@ -672,7 +630,7 @@
           <w:sz w:val="28"/>
           <w:szCs w:val="28"/>
         </w:rPr>
-        <w:t xml:space="preserve">　研究方法　累计 1:50</w:t>
+        <w:t xml:space="preserve">　研究方法　累计 1:40</w:t>
       </w:r>
     </w:p>
     <w:p>
@@ -1064,7 +1022,7 @@
           <w:sz w:val="28"/>
           <w:szCs w:val="28"/>
         </w:rPr>
-        <w:t xml:space="preserve">5/12</w:t>
+        <w:t xml:space="preserve">5/11</w:t>
       </w:r>
       <w:r>
         <w:rPr>
@@ -1091,7 +1049,7 @@
           <w:sz w:val="34"/>
           <w:szCs w:val="34"/>
         </w:rPr>
-        <w:t xml:space="preserve">结论一：54%、80%；结论二：75%</w:t>
+        <w:t xml:space="preserve">结论一：54%、80%；结论二：75%；报告对数据的解释</w:t>
       </w:r>
     </w:p>
     <w:p>
@@ -1112,16 +1070,31 @@
     <w:p>
       <w:pPr>
         <w:keepLines/>
-        <w:spacing w:after="100" w:line="440"/>
-      </w:pPr>
-      <w:r>
-        <w:rPr>
-          <w:rFonts w:ascii="Arial" w:cs="Arial" w:eastAsia="Microsoft YaHei" w:hAnsi="Arial"/>
-          <w:color w:val="6B7280"/>
-          <w:sz w:val="40"/>
-          <w:szCs w:val="40"/>
-        </w:rPr>
-        <w:t xml:space="preserve">研究结论共四项。）</w:t>
+        <w:spacing w:after="10" w:line="440"/>
+      </w:pPr>
+      <w:r>
+        <w:rPr>
+          <w:rFonts w:ascii="Arial" w:cs="Arial" w:eastAsia="Microsoft YaHei" w:hAnsi="Arial"/>
+          <w:color w:val="6B7280"/>
+          <w:sz w:val="40"/>
+          <w:szCs w:val="40"/>
+        </w:rPr>
+        <w:t xml:space="preserve">研究结论共四项，</w:t>
+      </w:r>
+    </w:p>
+    <w:p>
+      <w:pPr>
+        <w:keepLines/>
+        <w:spacing w:after="100" w:line="440"/>
+      </w:pPr>
+      <w:r>
+        <w:rPr>
+          <w:rFonts w:ascii="Arial" w:cs="Arial" w:eastAsia="Microsoft YaHei" w:hAnsi="Arial"/>
+          <w:color w:val="6B7280"/>
+          <w:sz w:val="40"/>
+          <w:szCs w:val="40"/>
+        </w:rPr>
+        <w:t xml:space="preserve">先看前两项。）</w:t>
       </w:r>
     </w:p>
     <w:p>
@@ -1287,49 +1260,77 @@
           <w:sz w:val="40"/>
           <w:szCs w:val="40"/>
         </w:rPr>
-        <w:t xml:space="preserve"> 的受访者会核对 AI 的结果。</w:t>
-      </w:r>
-    </w:p>
-    <w:p>
-      <w:pPr>
-        <w:keepLines/>
-        <w:spacing w:after="10" w:line="440"/>
-      </w:pPr>
-      <w:r>
-        <w:rPr>
-          <w:rFonts w:ascii="Arial" w:cs="Arial" w:eastAsia="Microsoft YaHei" w:hAnsi="Arial"/>
-          <w:sz w:val="40"/>
-          <w:szCs w:val="40"/>
-        </w:rPr>
-        <w:t xml:space="preserve">报告解释为回答直接、</w:t>
-      </w:r>
-    </w:p>
-    <w:p>
-      <w:pPr>
-        <w:keepLines/>
-        <w:spacing w:after="10" w:line="440"/>
-      </w:pPr>
-      <w:r>
-        <w:rPr>
-          <w:rFonts w:ascii="Arial" w:cs="Arial" w:eastAsia="Microsoft YaHei" w:hAnsi="Arial"/>
-          <w:sz w:val="40"/>
-          <w:szCs w:val="40"/>
-        </w:rPr>
-        <w:t xml:space="preserve">可追问，</w:t>
-      </w:r>
-    </w:p>
-    <w:p>
-      <w:pPr>
-        <w:keepLines/>
-        <w:spacing w:after="100" w:line="440"/>
-      </w:pPr>
-      <w:r>
-        <w:rPr>
-          <w:rFonts w:ascii="Arial" w:cs="Arial" w:eastAsia="Microsoft YaHei" w:hAnsi="Arial"/>
-          <w:sz w:val="40"/>
-          <w:szCs w:val="40"/>
-        </w:rPr>
-        <w:t xml:space="preserve">但可能生成错误信息。</w:t>
+        <w:t xml:space="preserve"> 的受访者表示会核对 AI 的结果。</w:t>
+      </w:r>
+    </w:p>
+    <w:p>
+      <w:pPr>
+        <w:keepLines/>
+        <w:spacing w:after="10" w:line="440"/>
+      </w:pPr>
+      <w:r>
+        <w:rPr>
+          <w:rFonts w:ascii="Arial" w:cs="Arial" w:eastAsia="Microsoft YaHei" w:hAnsi="Arial"/>
+          <w:sz w:val="40"/>
+          <w:szCs w:val="40"/>
+        </w:rPr>
+        <w:t xml:space="preserve">报告对数据的解释是：</w:t>
+      </w:r>
+    </w:p>
+    <w:p>
+      <w:pPr>
+        <w:keepLines/>
+        <w:spacing w:after="10" w:line="440"/>
+      </w:pPr>
+      <w:r>
+        <w:rPr>
+          <w:rFonts w:ascii="Arial" w:cs="Arial" w:eastAsia="Microsoft YaHei" w:hAnsi="Arial"/>
+          <w:sz w:val="40"/>
+          <w:szCs w:val="40"/>
+        </w:rPr>
+        <w:t xml:space="preserve">AI 回答直接、可追问，</w:t>
+      </w:r>
+    </w:p>
+    <w:p>
+      <w:pPr>
+        <w:keepLines/>
+        <w:spacing w:after="10" w:line="440"/>
+      </w:pPr>
+      <w:r>
+        <w:rPr>
+          <w:rFonts w:ascii="Arial" w:cs="Arial" w:eastAsia="Microsoft YaHei" w:hAnsi="Arial"/>
+          <w:sz w:val="40"/>
+          <w:szCs w:val="40"/>
+        </w:rPr>
+        <w:t xml:space="preserve">所以使用增加；</w:t>
+      </w:r>
+    </w:p>
+    <w:p>
+      <w:pPr>
+        <w:keepLines/>
+        <w:spacing w:after="10" w:line="440"/>
+      </w:pPr>
+      <w:r>
+        <w:rPr>
+          <w:rFonts w:ascii="Arial" w:cs="Arial" w:eastAsia="Microsoft YaHei" w:hAnsi="Arial"/>
+          <w:sz w:val="40"/>
+          <w:szCs w:val="40"/>
+        </w:rPr>
+        <w:t xml:space="preserve">但是 AI 可能生成错误信息，</w:t>
+      </w:r>
+    </w:p>
+    <w:p>
+      <w:pPr>
+        <w:keepLines/>
+        <w:spacing w:after="100" w:line="440"/>
+      </w:pPr>
+      <w:r>
+        <w:rPr>
+          <w:rFonts w:ascii="Arial" w:cs="Arial" w:eastAsia="Microsoft YaHei" w:hAnsi="Arial"/>
+          <w:sz w:val="40"/>
+          <w:szCs w:val="40"/>
+        </w:rPr>
+        <w:t xml:space="preserve">所以需要核对。</w:t>
       </w:r>
     </w:p>
     <w:p>
@@ -1380,7 +1381,7 @@
           <w:sz w:val="28"/>
           <w:szCs w:val="28"/>
         </w:rPr>
-        <w:t xml:space="preserve">6/12</w:t>
+        <w:t xml:space="preserve">6/11</w:t>
       </w:r>
       <w:r>
         <w:rPr>
@@ -1389,7 +1390,7 @@
           <w:sz w:val="28"/>
           <w:szCs w:val="28"/>
         </w:rPr>
-        <w:t xml:space="preserve">　研究结论三四　累计 2:40</w:t>
+        <w:t xml:space="preserve">　研究结论三四　累计 2:50</w:t>
       </w:r>
     </w:p>
     <w:p>
@@ -1407,21 +1408,35 @@
           <w:sz w:val="34"/>
           <w:szCs w:val="34"/>
         </w:rPr>
-        <w:t xml:space="preserve">结论三：54% → 14 分钟 → 54%；结论四：约 2/3</w:t>
-      </w:r>
-    </w:p>
-    <w:p>
-      <w:pPr>
-        <w:keepLines/>
-        <w:spacing w:after="10" w:line="440"/>
-      </w:pPr>
-      <w:r>
-        <w:rPr>
-          <w:rFonts w:ascii="Arial" w:cs="Arial" w:eastAsia="Microsoft YaHei" w:hAnsi="Arial"/>
-          <w:sz w:val="40"/>
-          <w:szCs w:val="40"/>
-        </w:rPr>
-        <w:t xml:space="preserve">结论三：</w:t>
+        <w:t xml:space="preserve">结论三：54%、14 分钟、54%；结论四：依据约 2/3</w:t>
+      </w:r>
+    </w:p>
+    <w:p>
+      <w:pPr>
+        <w:keepLines/>
+        <w:spacing w:after="10" w:line="440"/>
+      </w:pPr>
+      <w:r>
+        <w:rPr>
+          <w:rFonts w:ascii="Arial" w:cs="Arial" w:eastAsia="Microsoft YaHei" w:hAnsi="Arial"/>
+          <w:sz w:val="40"/>
+          <w:szCs w:val="40"/>
+        </w:rPr>
+        <w:t xml:space="preserve">结论三是内容难找，</w:t>
+      </w:r>
+    </w:p>
+    <w:p>
+      <w:pPr>
+        <w:keepLines/>
+        <w:spacing w:after="10" w:line="440"/>
+      </w:pPr>
+      <w:r>
+        <w:rPr>
+          <w:rFonts w:ascii="Arial" w:cs="Arial" w:eastAsia="Microsoft YaHei" w:hAnsi="Arial"/>
+          <w:sz w:val="40"/>
+          <w:szCs w:val="40"/>
+        </w:rPr>
+        <w:t xml:space="preserve">可能导致退订：</w:t>
       </w:r>
     </w:p>
     <w:p>
@@ -1468,7 +1483,7 @@
           <w:sz w:val="40"/>
           <w:szCs w:val="40"/>
         </w:rPr>
-        <w:t xml:space="preserve">平均检索要 </w:t>
+        <w:t xml:space="preserve">平均检索时长 </w:t>
       </w:r>
       <w:r>
         <w:rPr>
@@ -1564,21 +1579,21 @@
           <w:sz w:val="40"/>
           <w:szCs w:val="40"/>
         </w:rPr>
-        <w:t xml:space="preserve">结论四：</w:t>
-      </w:r>
-    </w:p>
-    <w:p>
-      <w:pPr>
-        <w:keepLines/>
-        <w:spacing w:after="10" w:line="440"/>
-      </w:pPr>
-      <w:r>
-        <w:rPr>
-          <w:rFonts w:ascii="Arial" w:cs="Arial" w:eastAsia="Microsoft YaHei" w:hAnsi="Arial"/>
-          <w:sz w:val="40"/>
-          <w:szCs w:val="40"/>
-        </w:rPr>
-        <w:t xml:space="preserve">AI 正确回答播出平台的比例约</w:t>
+        <w:t xml:space="preserve">结论四是 AI 应接入行业数据，</w:t>
+      </w:r>
+    </w:p>
+    <w:p>
+      <w:pPr>
+        <w:keepLines/>
+        <w:spacing w:after="100" w:line="440"/>
+      </w:pPr>
+      <w:r>
+        <w:rPr>
+          <w:rFonts w:ascii="Arial" w:cs="Arial" w:eastAsia="Microsoft YaHei" w:hAnsi="Arial"/>
+          <w:sz w:val="40"/>
+          <w:szCs w:val="40"/>
+        </w:rPr>
+        <w:t xml:space="preserve">依据是 AI 正确回答播出平台的比例约为</w:t>
       </w:r>
       <w:r>
         <w:rPr>
@@ -1597,36 +1612,52 @@
           <w:sz w:val="40"/>
           <w:szCs w:val="40"/>
         </w:rPr>
-        <w:t xml:space="preserve">，</w:t>
-      </w:r>
-    </w:p>
-    <w:p>
-      <w:pPr>
-        <w:keepLines/>
-        <w:spacing w:after="100" w:line="440"/>
-      </w:pPr>
-      <w:r>
-        <w:rPr>
-          <w:rFonts w:ascii="Arial" w:cs="Arial" w:eastAsia="Microsoft YaHei" w:hAnsi="Arial"/>
-          <w:sz w:val="40"/>
-          <w:szCs w:val="40"/>
-        </w:rPr>
-        <w:t xml:space="preserve">所以报告认为需要接入行业数据。</w:t>
-      </w:r>
-    </w:p>
-    <w:p>
-      <w:pPr>
-        <w:keepLines/>
-        <w:spacing w:after="100" w:line="440"/>
-      </w:pPr>
-      <w:r>
-        <w:rPr>
-          <w:rFonts w:ascii="Arial" w:cs="Arial" w:eastAsia="Microsoft YaHei" w:hAnsi="Arial"/>
-          <w:color w:val="6B7280"/>
-          <w:sz w:val="40"/>
-          <w:szCs w:val="40"/>
-        </w:rPr>
-        <w:t xml:space="preserve">（下面逐项评价。）</w:t>
+        <w:t xml:space="preserve">。</w:t>
+      </w:r>
+    </w:p>
+    <w:p>
+      <w:pPr>
+        <w:keepLines/>
+        <w:spacing w:after="10" w:line="440"/>
+      </w:pPr>
+      <w:r>
+        <w:rPr>
+          <w:rFonts w:ascii="Arial" w:cs="Arial" w:eastAsia="Microsoft YaHei" w:hAnsi="Arial"/>
+          <w:color w:val="6B7280"/>
+          <w:sz w:val="40"/>
+          <w:szCs w:val="40"/>
+        </w:rPr>
+        <w:t xml:space="preserve">（下面进入评价，</w:t>
+      </w:r>
+    </w:p>
+    <w:p>
+      <w:pPr>
+        <w:keepLines/>
+        <w:spacing w:after="10" w:line="440"/>
+      </w:pPr>
+      <w:r>
+        <w:rPr>
+          <w:rFonts w:ascii="Arial" w:cs="Arial" w:eastAsia="Microsoft YaHei" w:hAnsi="Arial"/>
+          <w:color w:val="6B7280"/>
+          <w:sz w:val="40"/>
+          <w:szCs w:val="40"/>
+        </w:rPr>
+        <w:t xml:space="preserve">从调查对象、范围、</w:t>
+      </w:r>
+    </w:p>
+    <w:p>
+      <w:pPr>
+        <w:keepLines/>
+        <w:spacing w:after="100" w:line="440"/>
+      </w:pPr>
+      <w:r>
+        <w:rPr>
+          <w:rFonts w:ascii="Arial" w:cs="Arial" w:eastAsia="Microsoft YaHei" w:hAnsi="Arial"/>
+          <w:color w:val="6B7280"/>
+          <w:sz w:val="40"/>
+          <w:szCs w:val="40"/>
+        </w:rPr>
+        <w:t xml:space="preserve">时间和方法四个方面逐项检验。）</w:t>
       </w:r>
     </w:p>
     <w:p>
@@ -1645,7 +1676,7 @@
           <w:sz w:val="28"/>
           <w:szCs w:val="28"/>
         </w:rPr>
-        <w:t xml:space="preserve">▶ 翻页 → 第 7 页 评价思路</w:t>
+        <w:t xml:space="preserve">▶ 翻页 → 第 7 页 调查对象</w:t>
       </w:r>
     </w:p>
     <w:p>
@@ -1662,7 +1693,7 @@
           <w:sz w:val="28"/>
           <w:szCs w:val="28"/>
         </w:rPr>
-        <w:t xml:space="preserve">7/12</w:t>
+        <w:t xml:space="preserve">7/11</w:t>
       </w:r>
       <w:r>
         <w:rPr>
@@ -1671,7 +1702,7 @@
           <w:sz w:val="28"/>
           <w:szCs w:val="28"/>
         </w:rPr>
-        <w:t xml:space="preserve">　评价思路　累计 2:55</w:t>
+        <w:t xml:space="preserve">　调查对象　累计 3:35</w:t>
       </w:r>
     </w:p>
     <w:p>
@@ -1689,119 +1720,263 @@
           <w:sz w:val="34"/>
           <w:szCs w:val="34"/>
         </w:rPr>
-        <w:t xml:space="preserve">四项结论 = 一条推论链；四个方面逐项检验</w:t>
-      </w:r>
-    </w:p>
-    <w:p>
-      <w:pPr>
-        <w:keepLines/>
-        <w:spacing w:after="10" w:line="440"/>
-      </w:pPr>
-      <w:r>
-        <w:rPr>
-          <w:rFonts w:ascii="Arial" w:cs="Arial" w:eastAsia="Microsoft YaHei" w:hAnsi="Arial"/>
-          <w:color w:val="6B7280"/>
-          <w:sz w:val="40"/>
-          <w:szCs w:val="40"/>
-        </w:rPr>
-        <w:t xml:space="preserve">（第四部分，</w:t>
-      </w:r>
-    </w:p>
-    <w:p>
-      <w:pPr>
-        <w:keepLines/>
-        <w:spacing w:after="100" w:line="440"/>
-      </w:pPr>
-      <w:r>
-        <w:rPr>
-          <w:rFonts w:ascii="Arial" w:cs="Arial" w:eastAsia="Microsoft YaHei" w:hAnsi="Arial"/>
-          <w:color w:val="6B7280"/>
-          <w:sz w:val="40"/>
-          <w:szCs w:val="40"/>
-        </w:rPr>
-        <w:t xml:space="preserve">思考与评价。）</w:t>
-      </w:r>
-    </w:p>
-    <w:p>
-      <w:pPr>
-        <w:keepLines/>
-        <w:spacing w:after="100" w:line="440"/>
-      </w:pPr>
-      <w:r>
-        <w:rPr>
-          <w:rFonts w:ascii="Arial" w:cs="Arial" w:eastAsia="Microsoft YaHei" w:hAnsi="Arial"/>
-          <w:b/>
-          <w:bCs/>
-          <w:color w:val="C2410C"/>
-          <w:sz w:val="40"/>
-          <w:szCs w:val="40"/>
-        </w:rPr>
-        <w:t xml:space="preserve">四项</w:t>
-      </w:r>
-      <w:r>
-        <w:rPr>
-          <w:rFonts w:ascii="Arial" w:cs="Arial" w:eastAsia="Microsoft YaHei" w:hAnsi="Arial"/>
-          <w:sz w:val="40"/>
-          <w:szCs w:val="40"/>
-        </w:rPr>
-        <w:t xml:space="preserve">结论构成一条推论链。</w:t>
-      </w:r>
-    </w:p>
-    <w:p>
-      <w:pPr>
-        <w:keepLines/>
-        <w:spacing w:after="10" w:line="440"/>
-      </w:pPr>
-      <w:r>
-        <w:rPr>
-          <w:rFonts w:ascii="Arial" w:cs="Arial" w:eastAsia="Microsoft YaHei" w:hAnsi="Arial"/>
-          <w:sz w:val="40"/>
-          <w:szCs w:val="40"/>
-        </w:rPr>
-        <w:t xml:space="preserve">调查对象、范围、</w:t>
-      </w:r>
-    </w:p>
-    <w:p>
-      <w:pPr>
-        <w:keepLines/>
-        <w:spacing w:after="10" w:line="440"/>
-      </w:pPr>
-      <w:r>
-        <w:rPr>
-          <w:rFonts w:ascii="Arial" w:cs="Arial" w:eastAsia="Microsoft YaHei" w:hAnsi="Arial"/>
-          <w:sz w:val="40"/>
-          <w:szCs w:val="40"/>
-        </w:rPr>
-        <w:t xml:space="preserve">时间与方法的差异都会影响结果，</w:t>
-      </w:r>
-    </w:p>
-    <w:p>
-      <w:pPr>
-        <w:keepLines/>
-        <w:spacing w:after="100" w:line="440"/>
-      </w:pPr>
-      <w:r>
-        <w:rPr>
-          <w:rFonts w:ascii="Arial" w:cs="Arial" w:eastAsia="Microsoft YaHei" w:hAnsi="Arial"/>
-          <w:sz w:val="40"/>
-          <w:szCs w:val="40"/>
-        </w:rPr>
-        <w:t xml:space="preserve">下面逐项检验。</w:t>
-      </w:r>
-    </w:p>
-    <w:p>
-      <w:pPr>
-        <w:keepLines/>
-        <w:spacing w:after="100" w:line="440"/>
-      </w:pPr>
-      <w:r>
-        <w:rPr>
-          <w:rFonts w:ascii="Arial" w:cs="Arial" w:eastAsia="Microsoft YaHei" w:hAnsi="Arial"/>
-          <w:color w:val="6B7280"/>
-          <w:sz w:val="40"/>
-          <w:szCs w:val="40"/>
-        </w:rPr>
-        <w:t xml:space="preserve">（先看调查对象。）</w:t>
+        <w:t xml:space="preserve">只有 AI 用户；误导：高估普及度</w:t>
+      </w:r>
+    </w:p>
+    <w:p>
+      <w:pPr>
+        <w:keepLines/>
+        <w:spacing w:after="10" w:line="440"/>
+      </w:pPr>
+      <w:r>
+        <w:rPr>
+          <w:rFonts w:ascii="Arial" w:cs="Arial" w:eastAsia="Microsoft YaHei" w:hAnsi="Arial"/>
+          <w:sz w:val="35"/>
+          <w:szCs w:val="35"/>
+        </w:rPr>
+        <w:t xml:space="preserve">受访者 </w:t>
+      </w:r>
+      <w:r>
+        <w:rPr>
+          <w:rFonts w:ascii="Arial" w:cs="Arial" w:eastAsia="Microsoft YaHei" w:hAnsi="Arial"/>
+          <w:b/>
+          <w:bCs/>
+          <w:color w:val="C2410C"/>
+          <w:sz w:val="35"/>
+          <w:szCs w:val="35"/>
+        </w:rPr>
+        <w:t xml:space="preserve">4,003 人</w:t>
+      </w:r>
+      <w:r>
+        <w:rPr>
+          <w:rFonts w:ascii="Arial" w:cs="Arial" w:eastAsia="Microsoft YaHei" w:hAnsi="Arial"/>
+          <w:sz w:val="35"/>
+          <w:szCs w:val="35"/>
+        </w:rPr>
+        <w:t xml:space="preserve">，</w:t>
+      </w:r>
+    </w:p>
+    <w:p>
+      <w:pPr>
+        <w:keepLines/>
+        <w:spacing w:after="10" w:line="440"/>
+      </w:pPr>
+      <w:r>
+        <w:rPr>
+          <w:rFonts w:ascii="Arial" w:cs="Arial" w:eastAsia="Microsoft YaHei" w:hAnsi="Arial"/>
+          <w:sz w:val="35"/>
+          <w:szCs w:val="35"/>
+        </w:rPr>
+        <w:t xml:space="preserve">均为 AI 聊天机器人用户，</w:t>
+      </w:r>
+    </w:p>
+    <w:p>
+      <w:pPr>
+        <w:keepLines/>
+        <w:spacing w:after="10" w:line="440"/>
+      </w:pPr>
+      <w:r>
+        <w:rPr>
+          <w:rFonts w:ascii="Arial" w:cs="Arial" w:eastAsia="Microsoft YaHei" w:hAnsi="Arial"/>
+          <w:sz w:val="35"/>
+          <w:szCs w:val="35"/>
+        </w:rPr>
+        <w:t xml:space="preserve">调查以使用 AI 为筛选条件，</w:t>
+      </w:r>
+    </w:p>
+    <w:p>
+      <w:pPr>
+        <w:keepLines/>
+        <w:spacing w:after="100" w:line="440"/>
+      </w:pPr>
+      <w:r>
+        <w:rPr>
+          <w:rFonts w:ascii="Arial" w:cs="Arial" w:eastAsia="Microsoft YaHei" w:hAnsi="Arial"/>
+          <w:sz w:val="35"/>
+          <w:szCs w:val="35"/>
+        </w:rPr>
+        <w:t xml:space="preserve">不含非用户。</w:t>
+      </w:r>
+    </w:p>
+    <w:p>
+      <w:pPr>
+        <w:keepLines/>
+        <w:spacing w:after="10" w:line="440"/>
+      </w:pPr>
+      <w:r>
+        <w:rPr>
+          <w:rFonts w:ascii="Arial" w:cs="Arial" w:eastAsia="Microsoft YaHei" w:hAnsi="Arial"/>
+          <w:sz w:val="35"/>
+          <w:szCs w:val="35"/>
+        </w:rPr>
+        <w:t xml:space="preserve">所以结果仅代表 AI 用户，</w:t>
+      </w:r>
+    </w:p>
+    <w:p>
+      <w:pPr>
+        <w:keepLines/>
+        <w:spacing w:after="10" w:line="440"/>
+      </w:pPr>
+      <w:r>
+        <w:rPr>
+          <w:rFonts w:ascii="Arial" w:cs="Arial" w:eastAsia="Microsoft YaHei" w:hAnsi="Arial"/>
+          <w:sz w:val="35"/>
+          <w:szCs w:val="35"/>
+        </w:rPr>
+        <w:t xml:space="preserve">报告却写作“美国消费者”，</w:t>
+      </w:r>
+    </w:p>
+    <w:p>
+      <w:pPr>
+        <w:keepLines/>
+        <w:spacing w:after="100" w:line="440"/>
+      </w:pPr>
+      <w:r>
+        <w:rPr>
+          <w:rFonts w:ascii="Arial" w:cs="Arial" w:eastAsia="Microsoft YaHei" w:hAnsi="Arial"/>
+          <w:sz w:val="35"/>
+          <w:szCs w:val="35"/>
+        </w:rPr>
+        <w:t xml:space="preserve">例如“</w:t>
+      </w:r>
+      <w:r>
+        <w:rPr>
+          <w:rFonts w:ascii="Arial" w:cs="Arial" w:eastAsia="Microsoft YaHei" w:hAnsi="Arial"/>
+          <w:b/>
+          <w:bCs/>
+          <w:color w:val="C2410C"/>
+          <w:sz w:val="35"/>
+          <w:szCs w:val="35"/>
+        </w:rPr>
+        <w:t xml:space="preserve">52%</w:t>
+      </w:r>
+      <w:r>
+        <w:rPr>
+          <w:rFonts w:ascii="Arial" w:cs="Arial" w:eastAsia="Microsoft YaHei" w:hAnsi="Arial"/>
+          <w:sz w:val="35"/>
+          <w:szCs w:val="35"/>
+        </w:rPr>
+        <w:t xml:space="preserve"> 的美国消费者认为 AI 可能成为最喜欢的娱乐信息来源”。</w:t>
+      </w:r>
+    </w:p>
+    <w:p>
+      <w:pPr>
+        <w:keepLines/>
+        <w:spacing w:after="10" w:line="440"/>
+      </w:pPr>
+      <w:r>
+        <w:rPr>
+          <w:rFonts w:ascii="Arial" w:cs="Arial" w:eastAsia="Microsoft YaHei" w:hAnsi="Arial"/>
+          <w:color w:val="6B7280"/>
+          <w:sz w:val="35"/>
+          <w:szCs w:val="35"/>
+        </w:rPr>
+        <w:t xml:space="preserve">（这会造成误导：</w:t>
+      </w:r>
+    </w:p>
+    <w:p>
+      <w:pPr>
+        <w:keepLines/>
+        <w:spacing w:after="10" w:line="440"/>
+      </w:pPr>
+      <w:r>
+        <w:rPr>
+          <w:rFonts w:ascii="Arial" w:cs="Arial" w:eastAsia="Microsoft YaHei" w:hAnsi="Arial"/>
+          <w:color w:val="6B7280"/>
+          <w:sz w:val="35"/>
+          <w:szCs w:val="35"/>
+        </w:rPr>
+        <w:t xml:space="preserve">不用 AI 的人很少把 AI 当作信息来源，</w:t>
+      </w:r>
+    </w:p>
+    <w:p>
+      <w:pPr>
+        <w:keepLines/>
+        <w:spacing w:after="100" w:line="440"/>
+      </w:pPr>
+      <w:r>
+        <w:rPr>
+          <w:rFonts w:ascii="Arial" w:cs="Arial" w:eastAsia="Microsoft YaHei" w:hAnsi="Arial"/>
+          <w:color w:val="6B7280"/>
+          <w:sz w:val="35"/>
+          <w:szCs w:val="35"/>
+        </w:rPr>
+        <w:t xml:space="preserve">排除他们，比例自然偏高。</w:t>
+      </w:r>
+    </w:p>
+    <w:p>
+      <w:pPr>
+        <w:keepLines/>
+        <w:spacing w:after="10" w:line="440"/>
+      </w:pPr>
+      <w:r>
+        <w:rPr>
+          <w:rFonts w:ascii="Arial" w:cs="Arial" w:eastAsia="Microsoft YaHei" w:hAnsi="Arial"/>
+          <w:color w:val="6B7280"/>
+          <w:sz w:val="35"/>
+          <w:szCs w:val="35"/>
+        </w:rPr>
+        <w:t xml:space="preserve">把 52% 当成全美国的比例，</w:t>
+      </w:r>
+    </w:p>
+    <w:p>
+      <w:pPr>
+        <w:keepLines/>
+        <w:spacing w:after="10" w:line="440"/>
+      </w:pPr>
+      <w:r>
+        <w:rPr>
+          <w:rFonts w:ascii="Arial" w:cs="Arial" w:eastAsia="Microsoft YaHei" w:hAnsi="Arial"/>
+          <w:color w:val="6B7280"/>
+          <w:sz w:val="35"/>
+          <w:szCs w:val="35"/>
+        </w:rPr>
+        <w:t xml:space="preserve">就会高估 AI 的普及程度，</w:t>
+      </w:r>
+    </w:p>
+    <w:p>
+      <w:pPr>
+        <w:keepLines/>
+        <w:spacing w:after="10" w:line="440"/>
+      </w:pPr>
+      <w:r>
+        <w:rPr>
+          <w:rFonts w:ascii="Arial" w:cs="Arial" w:eastAsia="Microsoft YaHei" w:hAnsi="Arial"/>
+          <w:color w:val="6B7280"/>
+          <w:sz w:val="35"/>
+          <w:szCs w:val="35"/>
+        </w:rPr>
+        <w:t xml:space="preserve">平台和广告商据此判断需求，</w:t>
+      </w:r>
+    </w:p>
+    <w:p>
+      <w:pPr>
+        <w:keepLines/>
+        <w:spacing w:after="100" w:line="440"/>
+      </w:pPr>
+      <w:r>
+        <w:rPr>
+          <w:rFonts w:ascii="Arial" w:cs="Arial" w:eastAsia="Microsoft YaHei" w:hAnsi="Arial"/>
+          <w:color w:val="6B7280"/>
+          <w:sz w:val="35"/>
+          <w:szCs w:val="35"/>
+        </w:rPr>
+        <w:t xml:space="preserve">也会偏高。）</w:t>
+      </w:r>
+    </w:p>
+    <w:p>
+      <w:pPr>
+        <w:keepLines/>
+        <w:spacing w:after="100" w:line="440"/>
+      </w:pPr>
+      <w:r>
+        <w:rPr>
+          <w:rFonts w:ascii="Arial" w:cs="Arial" w:eastAsia="Microsoft YaHei" w:hAnsi="Arial"/>
+          <w:color w:val="6B7280"/>
+          <w:sz w:val="35"/>
+          <w:szCs w:val="35"/>
+        </w:rPr>
+        <w:t xml:space="preserve">（再看调查范围。）</w:t>
       </w:r>
     </w:p>
     <w:p>
@@ -1820,7 +1995,7 @@
           <w:sz w:val="28"/>
           <w:szCs w:val="28"/>
         </w:rPr>
-        <w:t xml:space="preserve">▶ 翻页 → 第 8 页 调查对象</w:t>
+        <w:t xml:space="preserve">▶ 翻页 → 第 8 页 调查范围</w:t>
       </w:r>
     </w:p>
     <w:p>
@@ -1837,7 +2012,7 @@
           <w:sz w:val="28"/>
           <w:szCs w:val="28"/>
         </w:rPr>
-        <w:t xml:space="preserve">8/12</w:t>
+        <w:t xml:space="preserve">8/11</w:t>
       </w:r>
       <w:r>
         <w:rPr>
@@ -1846,7 +2021,7 @@
           <w:sz w:val="28"/>
           <w:szCs w:val="28"/>
         </w:rPr>
-        <w:t xml:space="preserve">　调查对象　累计 3:15</w:t>
+        <w:t xml:space="preserve">　调查范围　累计 3:55</w:t>
       </w:r>
     </w:p>
     <w:p>
@@ -1864,32 +2039,32 @@
           <w:sz w:val="34"/>
           <w:szCs w:val="34"/>
         </w:rPr>
-        <w:t xml:space="preserve">样本全是 AI 用户，不能推及全体美国人</w:t>
-      </w:r>
-    </w:p>
-    <w:p>
-      <w:pPr>
-        <w:keepLines/>
-        <w:spacing w:after="10" w:line="440"/>
-      </w:pPr>
-      <w:r>
-        <w:rPr>
-          <w:rFonts w:ascii="Arial" w:cs="Arial" w:eastAsia="Microsoft YaHei" w:hAnsi="Arial"/>
-          <w:sz w:val="40"/>
-          <w:szCs w:val="40"/>
-        </w:rPr>
-        <w:t xml:space="preserve">受访者 </w:t>
-      </w:r>
-      <w:r>
-        <w:rPr>
-          <w:rFonts w:ascii="Arial" w:cs="Arial" w:eastAsia="Microsoft YaHei" w:hAnsi="Arial"/>
-          <w:b/>
-          <w:bCs/>
-          <w:color w:val="C2410C"/>
-          <w:sz w:val="40"/>
-          <w:szCs w:val="40"/>
-        </w:rPr>
-        <w:t xml:space="preserve">4,003 人</w:t>
+        <w:t xml:space="preserve">图中 14 分钟 = 六国均值；美国 12 分钟</w:t>
+      </w:r>
+    </w:p>
+    <w:p>
+      <w:pPr>
+        <w:keepLines/>
+        <w:spacing w:after="10" w:line="440"/>
+      </w:pPr>
+      <w:r>
+        <w:rPr>
+          <w:rFonts w:ascii="Arial" w:cs="Arial" w:eastAsia="Microsoft YaHei" w:hAnsi="Arial"/>
+          <w:sz w:val="40"/>
+          <w:szCs w:val="40"/>
+        </w:rPr>
+        <w:t xml:space="preserve">图中橙框里的 </w:t>
+      </w:r>
+      <w:r>
+        <w:rPr>
+          <w:rFonts w:ascii="Arial" w:cs="Arial" w:eastAsia="Microsoft YaHei" w:hAnsi="Arial"/>
+          <w:b/>
+          <w:bCs/>
+          <w:color w:val="C2410C"/>
+          <w:sz w:val="40"/>
+          <w:szCs w:val="40"/>
+        </w:rPr>
+        <w:t xml:space="preserve">14 分钟</w:t>
       </w:r>
       <w:r>
         <w:rPr>
@@ -1903,86 +2078,124 @@
     <w:p>
       <w:pPr>
         <w:keepLines/>
-        <w:spacing w:after="10" w:line="440"/>
-      </w:pPr>
-      <w:r>
-        <w:rPr>
-          <w:rFonts w:ascii="Arial" w:cs="Arial" w:eastAsia="Microsoft YaHei" w:hAnsi="Arial"/>
-          <w:sz w:val="40"/>
-          <w:szCs w:val="40"/>
-        </w:rPr>
-        <w:t xml:space="preserve">均为 AI 聊天机器人用户，</w:t>
-      </w:r>
-    </w:p>
-    <w:p>
-      <w:pPr>
-        <w:keepLines/>
-        <w:spacing w:after="10" w:line="440"/>
-      </w:pPr>
-      <w:r>
-        <w:rPr>
-          <w:rFonts w:ascii="Arial" w:cs="Arial" w:eastAsia="Microsoft YaHei" w:hAnsi="Arial"/>
-          <w:sz w:val="40"/>
-          <w:szCs w:val="40"/>
-        </w:rPr>
-        <w:t xml:space="preserve">调查以使用 AI 为筛选条件，</w:t>
-      </w:r>
-    </w:p>
-    <w:p>
-      <w:pPr>
-        <w:keepLines/>
-        <w:spacing w:after="100" w:line="440"/>
-      </w:pPr>
-      <w:r>
-        <w:rPr>
-          <w:rFonts w:ascii="Arial" w:cs="Arial" w:eastAsia="Microsoft YaHei" w:hAnsi="Arial"/>
-          <w:sz w:val="40"/>
-          <w:szCs w:val="40"/>
-        </w:rPr>
-        <w:t xml:space="preserve">不含非用户。</w:t>
-      </w:r>
-    </w:p>
-    <w:p>
-      <w:pPr>
-        <w:keepLines/>
-        <w:spacing w:after="10" w:line="440"/>
-      </w:pPr>
-      <w:r>
-        <w:rPr>
-          <w:rFonts w:ascii="Arial" w:cs="Arial" w:eastAsia="Microsoft YaHei" w:hAnsi="Arial"/>
-          <w:sz w:val="40"/>
-          <w:szCs w:val="40"/>
-        </w:rPr>
-        <w:t xml:space="preserve">所以结果仅代表 AI 用户，</w:t>
-      </w:r>
-    </w:p>
-    <w:p>
-      <w:pPr>
-        <w:keepLines/>
-        <w:spacing w:after="100" w:line="440"/>
-      </w:pPr>
-      <w:r>
-        <w:rPr>
-          <w:rFonts w:ascii="Arial" w:cs="Arial" w:eastAsia="Microsoft YaHei" w:hAnsi="Arial"/>
-          <w:sz w:val="40"/>
-          <w:szCs w:val="40"/>
-        </w:rPr>
-        <w:t xml:space="preserve">不能推及全体美国人。</w:t>
-      </w:r>
-    </w:p>
-    <w:p>
-      <w:pPr>
-        <w:keepLines/>
-        <w:spacing w:after="100" w:line="440"/>
-      </w:pPr>
-      <w:r>
-        <w:rPr>
-          <w:rFonts w:ascii="Arial" w:cs="Arial" w:eastAsia="Microsoft YaHei" w:hAnsi="Arial"/>
-          <w:color w:val="6B7280"/>
-          <w:sz w:val="40"/>
-          <w:szCs w:val="40"/>
-        </w:rPr>
-        <w:t xml:space="preserve">（再看调查范围。）</w:t>
+        <w:spacing w:after="100" w:line="440"/>
+      </w:pPr>
+      <w:r>
+        <w:rPr>
+          <w:rFonts w:ascii="Arial" w:cs="Arial" w:eastAsia="Microsoft YaHei" w:hAnsi="Arial"/>
+          <w:sz w:val="40"/>
+          <w:szCs w:val="40"/>
+        </w:rPr>
+        <w:t xml:space="preserve">被放在美国收视图表中。</w:t>
+      </w:r>
+    </w:p>
+    <w:p>
+      <w:pPr>
+        <w:keepLines/>
+        <w:spacing w:after="10" w:line="440"/>
+      </w:pPr>
+      <w:r>
+        <w:rPr>
+          <w:rFonts w:ascii="Arial" w:cs="Arial" w:eastAsia="Microsoft YaHei" w:hAnsi="Arial"/>
+          <w:sz w:val="40"/>
+          <w:szCs w:val="40"/>
+        </w:rPr>
+        <w:t xml:space="preserve">它其实是六国等权平均，</w:t>
+      </w:r>
+    </w:p>
+    <w:p>
+      <w:pPr>
+        <w:keepLines/>
+        <w:spacing w:after="10" w:line="440"/>
+      </w:pPr>
+      <w:r>
+        <w:rPr>
+          <w:rFonts w:ascii="Arial" w:cs="Arial" w:eastAsia="Microsoft YaHei" w:hAnsi="Arial"/>
+          <w:sz w:val="40"/>
+          <w:szCs w:val="40"/>
+        </w:rPr>
+        <w:t xml:space="preserve">法国的 </w:t>
+      </w:r>
+      <w:r>
+        <w:rPr>
+          <w:rFonts w:ascii="Arial" w:cs="Arial" w:eastAsia="Microsoft YaHei" w:hAnsi="Arial"/>
+          <w:b/>
+          <w:bCs/>
+          <w:color w:val="C2410C"/>
+          <w:sz w:val="40"/>
+          <w:szCs w:val="40"/>
+        </w:rPr>
+        <w:t xml:space="preserve">26 分钟</w:t>
+      </w:r>
+      <w:r>
+        <w:rPr>
+          <w:rFonts w:ascii="Arial" w:cs="Arial" w:eastAsia="Microsoft YaHei" w:hAnsi="Arial"/>
+          <w:sz w:val="40"/>
+          <w:szCs w:val="40"/>
+        </w:rPr>
+        <w:t xml:space="preserve">抬高了均值，</w:t>
+      </w:r>
+    </w:p>
+    <w:p>
+      <w:pPr>
+        <w:keepLines/>
+        <w:spacing w:after="10" w:line="440"/>
+      </w:pPr>
+      <w:r>
+        <w:rPr>
+          <w:rFonts w:ascii="Arial" w:cs="Arial" w:eastAsia="Microsoft YaHei" w:hAnsi="Arial"/>
+          <w:sz w:val="40"/>
+          <w:szCs w:val="40"/>
+        </w:rPr>
+        <w:t xml:space="preserve">美国实际是 </w:t>
+      </w:r>
+      <w:r>
+        <w:rPr>
+          <w:rFonts w:ascii="Arial" w:cs="Arial" w:eastAsia="Microsoft YaHei" w:hAnsi="Arial"/>
+          <w:b/>
+          <w:bCs/>
+          <w:color w:val="C2410C"/>
+          <w:sz w:val="40"/>
+          <w:szCs w:val="40"/>
+        </w:rPr>
+        <w:t xml:space="preserve">12 分钟</w:t>
+      </w:r>
+      <w:r>
+        <w:rPr>
+          <w:rFonts w:ascii="Arial" w:cs="Arial" w:eastAsia="Microsoft YaHei" w:hAnsi="Arial"/>
+          <w:sz w:val="40"/>
+          <w:szCs w:val="40"/>
+        </w:rPr>
+        <w:t xml:space="preserve">，</w:t>
+      </w:r>
+    </w:p>
+    <w:p>
+      <w:pPr>
+        <w:keepLines/>
+        <w:spacing w:after="100" w:line="440"/>
+      </w:pPr>
+      <w:r>
+        <w:rPr>
+          <w:rFonts w:ascii="Arial" w:cs="Arial" w:eastAsia="Microsoft YaHei" w:hAnsi="Arial"/>
+          <w:sz w:val="40"/>
+          <w:szCs w:val="40"/>
+        </w:rPr>
+        <w:t xml:space="preserve">容易被高估。</w:t>
+      </w:r>
+    </w:p>
+    <w:p>
+      <w:pPr>
+        <w:keepLines/>
+        <w:spacing w:after="100" w:line="440"/>
+      </w:pPr>
+      <w:r>
+        <w:rPr>
+          <w:rFonts w:ascii="Arial" w:cs="Arial" w:eastAsia="Microsoft YaHei" w:hAnsi="Arial"/>
+          <w:color w:val="6B7280"/>
+          <w:sz w:val="40"/>
+          <w:szCs w:val="40"/>
+        </w:rPr>
+        <w:t xml:space="preserve">（再看调查时间。）</w:t>
       </w:r>
     </w:p>
     <w:p>
@@ -2001,7 +2214,7 @@
           <w:sz w:val="28"/>
           <w:szCs w:val="28"/>
         </w:rPr>
-        <w:t xml:space="preserve">▶ 翻页 → 第 9 页 调查范围</w:t>
+        <w:t xml:space="preserve">▶ 翻页 → 第 9 页 调查时间</w:t>
       </w:r>
     </w:p>
     <w:p>
@@ -2018,7 +2231,7 @@
           <w:sz w:val="28"/>
           <w:szCs w:val="28"/>
         </w:rPr>
-        <w:t xml:space="preserve">9/12</w:t>
+        <w:t xml:space="preserve">9/11</w:t>
       </w:r>
       <w:r>
         <w:rPr>
@@ -2027,7 +2240,7 @@
           <w:sz w:val="28"/>
           <w:szCs w:val="28"/>
         </w:rPr>
-        <w:t xml:space="preserve">　调查范围　累计 3:35</w:t>
+        <w:t xml:space="preserve">　调查时间　累计 4:35</w:t>
       </w:r>
     </w:p>
     <w:p>
@@ -2045,38 +2258,116 @@
           <w:sz w:val="34"/>
           <w:szCs w:val="34"/>
         </w:rPr>
-        <w:t xml:space="preserve">图中 14 分钟 = 六国均值；美国 12 分钟</w:t>
-      </w:r>
-    </w:p>
-    <w:p>
-      <w:pPr>
-        <w:keepLines/>
-        <w:spacing w:after="10" w:line="440"/>
-      </w:pPr>
-      <w:r>
-        <w:rPr>
-          <w:rFonts w:ascii="Arial" w:cs="Arial" w:eastAsia="Microsoft YaHei" w:hAnsi="Arial"/>
-          <w:sz w:val="40"/>
-          <w:szCs w:val="40"/>
-        </w:rPr>
-        <w:t xml:space="preserve">图中橙框里的 </w:t>
-      </w:r>
-      <w:r>
-        <w:rPr>
-          <w:rFonts w:ascii="Arial" w:cs="Arial" w:eastAsia="Microsoft YaHei" w:hAnsi="Arial"/>
-          <w:b/>
-          <w:bCs/>
-          <w:color w:val="C2410C"/>
-          <w:sz w:val="40"/>
-          <w:szCs w:val="40"/>
-        </w:rPr>
-        <w:t xml:space="preserve">14 分钟</w:t>
-      </w:r>
-      <w:r>
-        <w:rPr>
-          <w:rFonts w:ascii="Arial" w:cs="Arial" w:eastAsia="Microsoft YaHei" w:hAnsi="Arial"/>
-          <w:sz w:val="40"/>
-          <w:szCs w:val="40"/>
+        <w:t xml:space="preserve">先解释两张卡；分母不同</w:t>
+      </w:r>
+    </w:p>
+    <w:p>
+      <w:pPr>
+        <w:keepLines/>
+        <w:spacing w:after="100" w:line="440"/>
+      </w:pPr>
+      <w:r>
+        <w:rPr>
+          <w:rFonts w:ascii="Arial" w:cs="Arial" w:eastAsia="Microsoft YaHei" w:hAnsi="Arial"/>
+          <w:color w:val="6B7280"/>
+          <w:sz w:val="35"/>
+          <w:szCs w:val="35"/>
+        </w:rPr>
+        <w:t xml:space="preserve">（先解释这两张卡。）</w:t>
+      </w:r>
+    </w:p>
+    <w:p>
+      <w:pPr>
+        <w:keepLines/>
+        <w:spacing w:after="10" w:line="440"/>
+      </w:pPr>
+      <w:r>
+        <w:rPr>
+          <w:rFonts w:ascii="Arial" w:cs="Arial" w:eastAsia="Microsoft YaHei" w:hAnsi="Arial"/>
+          <w:sz w:val="35"/>
+          <w:szCs w:val="35"/>
+        </w:rPr>
+        <w:t xml:space="preserve">上面是皮尤研究中心 </w:t>
+      </w:r>
+      <w:r>
+        <w:rPr>
+          <w:rFonts w:ascii="Arial" w:cs="Arial" w:eastAsia="Microsoft YaHei" w:hAnsi="Arial"/>
+          <w:b/>
+          <w:bCs/>
+          <w:color w:val="C2410C"/>
+          <w:sz w:val="35"/>
+          <w:szCs w:val="35"/>
+        </w:rPr>
+        <w:t xml:space="preserve">2025 </w:t>
+      </w:r>
+      <w:r>
+        <w:rPr>
+          <w:rFonts w:ascii="Arial" w:cs="Arial" w:eastAsia="Microsoft YaHei" w:hAnsi="Arial"/>
+          <w:sz w:val="35"/>
+          <w:szCs w:val="35"/>
+        </w:rPr>
+        <w:t xml:space="preserve">年秋的概率样本调查，</w:t>
+      </w:r>
+    </w:p>
+    <w:p>
+      <w:pPr>
+        <w:keepLines/>
+        <w:spacing w:after="10" w:line="440"/>
+      </w:pPr>
+      <w:r>
+        <w:rPr>
+          <w:rFonts w:ascii="Arial" w:cs="Arial" w:eastAsia="Microsoft YaHei" w:hAnsi="Arial"/>
+          <w:b/>
+          <w:bCs/>
+          <w:color w:val="C2410C"/>
+          <w:sz w:val="35"/>
+          <w:szCs w:val="35"/>
+        </w:rPr>
+        <w:t xml:space="preserve">13 </w:t>
+      </w:r>
+      <w:r>
+        <w:rPr>
+          <w:rFonts w:ascii="Arial" w:cs="Arial" w:eastAsia="Microsoft YaHei" w:hAnsi="Arial"/>
+          <w:sz w:val="35"/>
+          <w:szCs w:val="35"/>
+        </w:rPr>
+        <w:t xml:space="preserve">至 </w:t>
+      </w:r>
+      <w:r>
+        <w:rPr>
+          <w:rFonts w:ascii="Arial" w:cs="Arial" w:eastAsia="Microsoft YaHei" w:hAnsi="Arial"/>
+          <w:b/>
+          <w:bCs/>
+          <w:color w:val="C2410C"/>
+          <w:sz w:val="35"/>
+          <w:szCs w:val="35"/>
+        </w:rPr>
+        <w:t xml:space="preserve">14 岁</w:t>
+      </w:r>
+      <w:r>
+        <w:rPr>
+          <w:rFonts w:ascii="Arial" w:cs="Arial" w:eastAsia="Microsoft YaHei" w:hAnsi="Arial"/>
+          <w:sz w:val="35"/>
+          <w:szCs w:val="35"/>
+        </w:rPr>
+        <w:t xml:space="preserve">每天使用 AI 的比例是 </w:t>
+      </w:r>
+      <w:r>
+        <w:rPr>
+          <w:rFonts w:ascii="Arial" w:cs="Arial" w:eastAsia="Microsoft YaHei" w:hAnsi="Arial"/>
+          <w:b/>
+          <w:bCs/>
+          <w:color w:val="C2410C"/>
+          <w:sz w:val="35"/>
+          <w:szCs w:val="35"/>
+        </w:rPr>
+        <w:t xml:space="preserve">24%</w:t>
+      </w:r>
+      <w:r>
+        <w:rPr>
+          <w:rFonts w:ascii="Arial" w:cs="Arial" w:eastAsia="Microsoft YaHei" w:hAnsi="Arial"/>
+          <w:sz w:val="35"/>
+          <w:szCs w:val="35"/>
         </w:rPr>
         <w:t xml:space="preserve">，</w:t>
       </w:r>
@@ -2089,88 +2380,137 @@
       <w:r>
         <w:rPr>
           <w:rFonts w:ascii="Arial" w:cs="Arial" w:eastAsia="Microsoft YaHei" w:hAnsi="Arial"/>
-          <w:sz w:val="40"/>
-          <w:szCs w:val="40"/>
-        </w:rPr>
-        <w:t xml:space="preserve">被放在美国收视图表中。</w:t>
-      </w:r>
-    </w:p>
-    <w:p>
-      <w:pPr>
-        <w:keepLines/>
-        <w:spacing w:after="10" w:line="440"/>
-      </w:pPr>
-      <w:r>
-        <w:rPr>
-          <w:rFonts w:ascii="Arial" w:cs="Arial" w:eastAsia="Microsoft YaHei" w:hAnsi="Arial"/>
-          <w:sz w:val="40"/>
-          <w:szCs w:val="40"/>
-        </w:rPr>
-        <w:t xml:space="preserve">它其实是六国等权平均，</w:t>
-      </w:r>
-    </w:p>
-    <w:p>
-      <w:pPr>
-        <w:keepLines/>
-        <w:spacing w:after="10" w:line="440"/>
-      </w:pPr>
-      <w:r>
-        <w:rPr>
-          <w:rFonts w:ascii="Arial" w:cs="Arial" w:eastAsia="Microsoft YaHei" w:hAnsi="Arial"/>
-          <w:sz w:val="40"/>
-          <w:szCs w:val="40"/>
-        </w:rPr>
-        <w:t xml:space="preserve">法国的 </w:t>
-      </w:r>
-      <w:r>
-        <w:rPr>
-          <w:rFonts w:ascii="Arial" w:cs="Arial" w:eastAsia="Microsoft YaHei" w:hAnsi="Arial"/>
-          <w:b/>
-          <w:bCs/>
-          <w:color w:val="C2410C"/>
-          <w:sz w:val="40"/>
-          <w:szCs w:val="40"/>
-        </w:rPr>
-        <w:t xml:space="preserve">26 分钟</w:t>
-      </w:r>
-      <w:r>
-        <w:rPr>
-          <w:rFonts w:ascii="Arial" w:cs="Arial" w:eastAsia="Microsoft YaHei" w:hAnsi="Arial"/>
-          <w:sz w:val="40"/>
-          <w:szCs w:val="40"/>
-        </w:rPr>
-        <w:t xml:space="preserve">抬高了均值，</w:t>
-      </w:r>
-    </w:p>
-    <w:p>
-      <w:pPr>
-        <w:keepLines/>
-        <w:spacing w:after="10" w:line="440"/>
-      </w:pPr>
-      <w:r>
-        <w:rPr>
-          <w:rFonts w:ascii="Arial" w:cs="Arial" w:eastAsia="Microsoft YaHei" w:hAnsi="Arial"/>
-          <w:sz w:val="40"/>
-          <w:szCs w:val="40"/>
-        </w:rPr>
-        <w:t xml:space="preserve">美国实际是 </w:t>
-      </w:r>
-      <w:r>
-        <w:rPr>
-          <w:rFonts w:ascii="Arial" w:cs="Arial" w:eastAsia="Microsoft YaHei" w:hAnsi="Arial"/>
-          <w:b/>
-          <w:bCs/>
-          <w:color w:val="C2410C"/>
-          <w:sz w:val="40"/>
-          <w:szCs w:val="40"/>
-        </w:rPr>
-        <w:t xml:space="preserve">12 分钟</w:t>
-      </w:r>
-      <w:r>
-        <w:rPr>
-          <w:rFonts w:ascii="Arial" w:cs="Arial" w:eastAsia="Microsoft YaHei" w:hAnsi="Arial"/>
-          <w:sz w:val="40"/>
-          <w:szCs w:val="40"/>
+          <w:sz w:val="35"/>
+          <w:szCs w:val="35"/>
+        </w:rPr>
+        <w:t xml:space="preserve">分母是这个年龄段的全体青少年。</w:t>
+      </w:r>
+    </w:p>
+    <w:p>
+      <w:pPr>
+        <w:keepLines/>
+        <w:spacing w:after="10" w:line="440"/>
+      </w:pPr>
+      <w:r>
+        <w:rPr>
+          <w:rFonts w:ascii="Arial" w:cs="Arial" w:eastAsia="Microsoft YaHei" w:hAnsi="Arial"/>
+          <w:sz w:val="35"/>
+          <w:szCs w:val="35"/>
+        </w:rPr>
+        <w:t xml:space="preserve">下面是本报告，</w:t>
+      </w:r>
+    </w:p>
+    <w:p>
+      <w:pPr>
+        <w:keepLines/>
+        <w:spacing w:after="100" w:line="440"/>
+      </w:pPr>
+      <w:r>
+        <w:rPr>
+          <w:rFonts w:ascii="Arial" w:cs="Arial" w:eastAsia="Microsoft YaHei" w:hAnsi="Arial"/>
+          <w:b/>
+          <w:bCs/>
+          <w:color w:val="C2410C"/>
+          <w:sz w:val="35"/>
+          <w:szCs w:val="35"/>
+        </w:rPr>
+        <w:t xml:space="preserve">54%</w:t>
+      </w:r>
+      <w:r>
+        <w:rPr>
+          <w:rFonts w:ascii="Arial" w:cs="Arial" w:eastAsia="Microsoft YaHei" w:hAnsi="Arial"/>
+          <w:sz w:val="35"/>
+          <w:szCs w:val="35"/>
+        </w:rPr>
+        <w:t xml:space="preserve"> 的分母只是 </w:t>
+      </w:r>
+      <w:r>
+        <w:rPr>
+          <w:rFonts w:ascii="Arial" w:cs="Arial" w:eastAsia="Microsoft YaHei" w:hAnsi="Arial"/>
+          <w:b/>
+          <w:bCs/>
+          <w:color w:val="C2410C"/>
+          <w:sz w:val="35"/>
+          <w:szCs w:val="35"/>
+        </w:rPr>
+        <w:t xml:space="preserve">13 </w:t>
+      </w:r>
+      <w:r>
+        <w:rPr>
+          <w:rFonts w:ascii="Arial" w:cs="Arial" w:eastAsia="Microsoft YaHei" w:hAnsi="Arial"/>
+          <w:sz w:val="35"/>
+          <w:szCs w:val="35"/>
+        </w:rPr>
+        <w:t xml:space="preserve">至 </w:t>
+      </w:r>
+      <w:r>
+        <w:rPr>
+          <w:rFonts w:ascii="Arial" w:cs="Arial" w:eastAsia="Microsoft YaHei" w:hAnsi="Arial"/>
+          <w:b/>
+          <w:bCs/>
+          <w:color w:val="C2410C"/>
+          <w:sz w:val="35"/>
+          <w:szCs w:val="35"/>
+        </w:rPr>
+        <w:t xml:space="preserve">14 岁</w:t>
+      </w:r>
+      <w:r>
+        <w:rPr>
+          <w:rFonts w:ascii="Arial" w:cs="Arial" w:eastAsia="Microsoft YaHei" w:hAnsi="Arial"/>
+          <w:sz w:val="35"/>
+          <w:szCs w:val="35"/>
+        </w:rPr>
+        <w:t xml:space="preserve">的 AI 用户。</w:t>
+      </w:r>
+    </w:p>
+    <w:p>
+      <w:pPr>
+        <w:keepLines/>
+        <w:spacing w:after="10" w:line="440"/>
+      </w:pPr>
+      <w:r>
+        <w:rPr>
+          <w:rFonts w:ascii="Arial" w:cs="Arial" w:eastAsia="Microsoft YaHei" w:hAnsi="Arial"/>
+          <w:sz w:val="35"/>
+          <w:szCs w:val="35"/>
+        </w:rPr>
+        <w:t xml:space="preserve">报告拿皮尤的 </w:t>
+      </w:r>
+      <w:r>
+        <w:rPr>
+          <w:rFonts w:ascii="Arial" w:cs="Arial" w:eastAsia="Microsoft YaHei" w:hAnsi="Arial"/>
+          <w:b/>
+          <w:bCs/>
+          <w:color w:val="C2410C"/>
+          <w:sz w:val="35"/>
+          <w:szCs w:val="35"/>
+        </w:rPr>
+        <w:t xml:space="preserve">30%</w:t>
+      </w:r>
+      <w:r>
+        <w:rPr>
+          <w:rFonts w:ascii="Arial" w:cs="Arial" w:eastAsia="Microsoft YaHei" w:hAnsi="Arial"/>
+          <w:sz w:val="35"/>
+          <w:szCs w:val="35"/>
+        </w:rPr>
+        <w:t xml:space="preserve"> 对比 </w:t>
+      </w:r>
+      <w:r>
+        <w:rPr>
+          <w:rFonts w:ascii="Arial" w:cs="Arial" w:eastAsia="Microsoft YaHei" w:hAnsi="Arial"/>
+          <w:b/>
+          <w:bCs/>
+          <w:color w:val="C2410C"/>
+          <w:sz w:val="35"/>
+          <w:szCs w:val="35"/>
+        </w:rPr>
+        <w:t xml:space="preserve">54%</w:t>
+      </w:r>
+      <w:r>
+        <w:rPr>
+          <w:rFonts w:ascii="Arial" w:cs="Arial" w:eastAsia="Microsoft YaHei" w:hAnsi="Arial"/>
+          <w:sz w:val="35"/>
+          <w:szCs w:val="35"/>
         </w:rPr>
         <w:t xml:space="preserve">，</w:t>
       </w:r>
@@ -2178,30 +2518,77 @@
     <w:p>
       <w:pPr>
         <w:keepLines/>
-        <w:spacing w:after="100" w:line="440"/>
-      </w:pPr>
-      <w:r>
-        <w:rPr>
-          <w:rFonts w:ascii="Arial" w:cs="Arial" w:eastAsia="Microsoft YaHei" w:hAnsi="Arial"/>
-          <w:sz w:val="40"/>
-          <w:szCs w:val="40"/>
-        </w:rPr>
-        <w:t xml:space="preserve">容易被高估。</w:t>
-      </w:r>
-    </w:p>
-    <w:p>
-      <w:pPr>
-        <w:keepLines/>
-        <w:spacing w:after="100" w:line="440"/>
-      </w:pPr>
-      <w:r>
-        <w:rPr>
-          <w:rFonts w:ascii="Arial" w:cs="Arial" w:eastAsia="Microsoft YaHei" w:hAnsi="Arial"/>
-          <w:color w:val="6B7280"/>
-          <w:sz w:val="40"/>
-          <w:szCs w:val="40"/>
-        </w:rPr>
-        <w:t xml:space="preserve">（再看调查时间。）</w:t>
+        <w:spacing w:after="10" w:line="440"/>
+      </w:pPr>
+      <w:r>
+        <w:rPr>
+          <w:rFonts w:ascii="Arial" w:cs="Arial" w:eastAsia="Microsoft YaHei" w:hAnsi="Arial"/>
+          <w:sz w:val="35"/>
+          <w:szCs w:val="35"/>
+        </w:rPr>
+        <w:t xml:space="preserve">称使用正在加速；</w:t>
+      </w:r>
+    </w:p>
+    <w:p>
+      <w:pPr>
+        <w:keepLines/>
+        <w:spacing w:after="10" w:line="440"/>
+      </w:pPr>
+      <w:r>
+        <w:rPr>
+          <w:rFonts w:ascii="Arial" w:cs="Arial" w:eastAsia="Microsoft YaHei" w:hAnsi="Arial"/>
+          <w:sz w:val="35"/>
+          <w:szCs w:val="35"/>
+        </w:rPr>
+        <w:t xml:space="preserve">统一分母后仍差约 </w:t>
+      </w:r>
+      <w:r>
+        <w:rPr>
+          <w:rFonts w:ascii="Arial" w:cs="Arial" w:eastAsia="Microsoft YaHei" w:hAnsi="Arial"/>
+          <w:b/>
+          <w:bCs/>
+          <w:color w:val="C2410C"/>
+          <w:sz w:val="35"/>
+          <w:szCs w:val="35"/>
+        </w:rPr>
+        <w:t xml:space="preserve">10 个百分点</w:t>
+      </w:r>
+      <w:r>
+        <w:rPr>
+          <w:rFonts w:ascii="Arial" w:cs="Arial" w:eastAsia="Microsoft YaHei" w:hAnsi="Arial"/>
+          <w:sz w:val="35"/>
+          <w:szCs w:val="35"/>
+        </w:rPr>
+        <w:t xml:space="preserve">，</w:t>
+      </w:r>
+    </w:p>
+    <w:p>
+      <w:pPr>
+        <w:keepLines/>
+        <w:spacing w:after="100" w:line="440"/>
+      </w:pPr>
+      <w:r>
+        <w:rPr>
+          <w:rFonts w:ascii="Arial" w:cs="Arial" w:eastAsia="Microsoft YaHei" w:hAnsi="Arial"/>
+          <w:sz w:val="35"/>
+          <w:szCs w:val="35"/>
+        </w:rPr>
+        <w:t xml:space="preserve">还不能判断“加速”。</w:t>
+      </w:r>
+    </w:p>
+    <w:p>
+      <w:pPr>
+        <w:keepLines/>
+        <w:spacing w:after="100" w:line="440"/>
+      </w:pPr>
+      <w:r>
+        <w:rPr>
+          <w:rFonts w:ascii="Arial" w:cs="Arial" w:eastAsia="Microsoft YaHei" w:hAnsi="Arial"/>
+          <w:color w:val="6B7280"/>
+          <w:sz w:val="35"/>
+          <w:szCs w:val="35"/>
+        </w:rPr>
+        <w:t xml:space="preserve">（最后看研究方法。）</w:t>
       </w:r>
     </w:p>
     <w:p>
@@ -2220,7 +2607,7 @@
           <w:sz w:val="28"/>
           <w:szCs w:val="28"/>
         </w:rPr>
-        <w:t xml:space="preserve">▶ 翻页 → 第 10 页 调查时间</w:t>
+        <w:t xml:space="preserve">▶ 翻页 → 第 10 页 研究方法评价</w:t>
       </w:r>
     </w:p>
     <w:p>
@@ -2237,7 +2624,7 @@
           <w:sz w:val="28"/>
           <w:szCs w:val="28"/>
         </w:rPr>
-        <w:t xml:space="preserve">10/12</w:t>
+        <w:t xml:space="preserve">10/11</w:t>
       </w:r>
       <w:r>
         <w:rPr>
@@ -2246,7 +2633,7 @@
           <w:sz w:val="28"/>
           <w:szCs w:val="28"/>
         </w:rPr>
-        <w:t xml:space="preserve">　调查时间　累计 4:00</w:t>
+        <w:t xml:space="preserve">　研究方法评价　累计 5:05</w:t>
       </w:r>
     </w:p>
     <w:p>
@@ -2264,93 +2651,47 @@
           <w:sz w:val="34"/>
           <w:szCs w:val="34"/>
         </w:rPr>
-        <w:t xml:space="preserve">皮尤 24% 对 54%；分母不同；差约 10 个百分点</w:t>
-      </w:r>
-    </w:p>
-    <w:p>
-      <w:pPr>
-        <w:keepLines/>
-        <w:spacing w:after="10" w:line="440"/>
-      </w:pPr>
-      <w:r>
-        <w:rPr>
-          <w:rFonts w:ascii="Arial" w:cs="Arial" w:eastAsia="Microsoft YaHei" w:hAnsi="Arial"/>
-          <w:sz w:val="40"/>
-          <w:szCs w:val="40"/>
-        </w:rPr>
-        <w:t xml:space="preserve">报告以皮尤 </w:t>
-      </w:r>
-      <w:r>
-        <w:rPr>
-          <w:rFonts w:ascii="Arial" w:cs="Arial" w:eastAsia="Microsoft YaHei" w:hAnsi="Arial"/>
-          <w:b/>
-          <w:bCs/>
-          <w:color w:val="C2410C"/>
-          <w:sz w:val="40"/>
-          <w:szCs w:val="40"/>
-        </w:rPr>
-        <w:t xml:space="preserve">2025 </w:t>
-      </w:r>
-      <w:r>
-        <w:rPr>
-          <w:rFonts w:ascii="Arial" w:cs="Arial" w:eastAsia="Microsoft YaHei" w:hAnsi="Arial"/>
-          <w:sz w:val="40"/>
-          <w:szCs w:val="40"/>
-        </w:rPr>
-        <w:t xml:space="preserve">年秋的 </w:t>
-      </w:r>
-      <w:r>
-        <w:rPr>
-          <w:rFonts w:ascii="Arial" w:cs="Arial" w:eastAsia="Microsoft YaHei" w:hAnsi="Arial"/>
-          <w:b/>
-          <w:bCs/>
-          <w:color w:val="C2410C"/>
-          <w:sz w:val="40"/>
-          <w:szCs w:val="40"/>
-        </w:rPr>
-        <w:t xml:space="preserve">30%</w:t>
-      </w:r>
-      <w:r>
-        <w:rPr>
-          <w:rFonts w:ascii="Arial" w:cs="Arial" w:eastAsia="Microsoft YaHei" w:hAnsi="Arial"/>
-          <w:sz w:val="40"/>
-          <w:szCs w:val="40"/>
-        </w:rPr>
-        <w:t xml:space="preserve">，</w:t>
-      </w:r>
-    </w:p>
-    <w:p>
-      <w:pPr>
-        <w:keepLines/>
-        <w:spacing w:after="10" w:line="440"/>
-      </w:pPr>
-      <w:r>
-        <w:rPr>
-          <w:rFonts w:ascii="Arial" w:cs="Arial" w:eastAsia="Microsoft YaHei" w:hAnsi="Arial"/>
-          <w:sz w:val="40"/>
-          <w:szCs w:val="40"/>
-        </w:rPr>
-        <w:t xml:space="preserve">对比自己 </w:t>
-      </w:r>
-      <w:r>
-        <w:rPr>
-          <w:rFonts w:ascii="Arial" w:cs="Arial" w:eastAsia="Microsoft YaHei" w:hAnsi="Arial"/>
-          <w:b/>
-          <w:bCs/>
-          <w:color w:val="C2410C"/>
-          <w:sz w:val="40"/>
-          <w:szCs w:val="40"/>
-        </w:rPr>
-        <w:t xml:space="preserve">2026 </w:t>
-      </w:r>
-      <w:r>
-        <w:rPr>
-          <w:rFonts w:ascii="Arial" w:cs="Arial" w:eastAsia="Microsoft YaHei" w:hAnsi="Arial"/>
-          <w:sz w:val="40"/>
-          <w:szCs w:val="40"/>
-        </w:rPr>
-        <w:t xml:space="preserve">年初的 </w:t>
-      </w:r>
+        <w:t xml:space="preserve">先说明四类数据，再说：无追踪、无对照，只能说相关</w:t>
+      </w:r>
+    </w:p>
+    <w:p>
+      <w:pPr>
+        <w:keepLines/>
+        <w:spacing w:after="10" w:line="440"/>
+      </w:pPr>
+      <w:r>
+        <w:rPr>
+          <w:rFonts w:ascii="Arial" w:cs="Arial" w:eastAsia="Microsoft YaHei" w:hAnsi="Arial"/>
+          <w:sz w:val="40"/>
+          <w:szCs w:val="40"/>
+        </w:rPr>
+        <w:t xml:space="preserve">支撑“难找导致退订”的有</w:t>
+      </w:r>
+      <w:r>
+        <w:rPr>
+          <w:rFonts w:ascii="Arial" w:cs="Arial" w:eastAsia="Microsoft YaHei" w:hAnsi="Arial"/>
+          <w:b/>
+          <w:bCs/>
+          <w:color w:val="C2410C"/>
+          <w:sz w:val="40"/>
+          <w:szCs w:val="40"/>
+        </w:rPr>
+        <w:t xml:space="preserve">四类</w:t>
+      </w:r>
+      <w:r>
+        <w:rPr>
+          <w:rFonts w:ascii="Arial" w:cs="Arial" w:eastAsia="Microsoft YaHei" w:hAnsi="Arial"/>
+          <w:sz w:val="40"/>
+          <w:szCs w:val="40"/>
+        </w:rPr>
+        <w:t xml:space="preserve">数据：</w:t>
+      </w:r>
+    </w:p>
+    <w:p>
+      <w:pPr>
+        <w:keepLines/>
+        <w:spacing w:after="10" w:line="440"/>
+      </w:pPr>
       <w:r>
         <w:rPr>
           <w:rFonts w:ascii="Arial" w:cs="Arial" w:eastAsia="Microsoft YaHei" w:hAnsi="Arial"/>
@@ -2368,174 +2709,180 @@
           <w:sz w:val="40"/>
           <w:szCs w:val="40"/>
         </w:rPr>
-        <w:t xml:space="preserve">，</w:t>
-      </w:r>
-    </w:p>
-    <w:p>
-      <w:pPr>
-        <w:keepLines/>
-        <w:spacing w:after="100" w:line="440"/>
-      </w:pPr>
-      <w:r>
-        <w:rPr>
-          <w:rFonts w:ascii="Arial" w:cs="Arial" w:eastAsia="Microsoft YaHei" w:hAnsi="Arial"/>
-          <w:sz w:val="40"/>
-          <w:szCs w:val="40"/>
-        </w:rPr>
-        <w:t xml:space="preserve">称使用正在加速。</w:t>
-      </w:r>
-    </w:p>
-    <w:p>
-      <w:pPr>
-        <w:keepLines/>
-        <w:spacing w:after="10" w:line="440"/>
-      </w:pPr>
-      <w:r>
-        <w:rPr>
-          <w:rFonts w:ascii="Arial" w:cs="Arial" w:eastAsia="Microsoft YaHei" w:hAnsi="Arial"/>
-          <w:sz w:val="40"/>
-          <w:szCs w:val="40"/>
-        </w:rPr>
-        <w:t xml:space="preserve">但皮尤的分母是全体青少年，</w:t>
-      </w:r>
-    </w:p>
-    <w:p>
-      <w:pPr>
-        <w:keepLines/>
-        <w:spacing w:after="10" w:line="440"/>
-      </w:pPr>
-      <w:r>
-        <w:rPr>
-          <w:rFonts w:ascii="Arial" w:cs="Arial" w:eastAsia="Microsoft YaHei" w:hAnsi="Arial"/>
-          <w:b/>
-          <w:bCs/>
-          <w:color w:val="C2410C"/>
-          <w:sz w:val="40"/>
-          <w:szCs w:val="40"/>
-        </w:rPr>
-        <w:t xml:space="preserve">13 </w:t>
-      </w:r>
-      <w:r>
-        <w:rPr>
-          <w:rFonts w:ascii="Arial" w:cs="Arial" w:eastAsia="Microsoft YaHei" w:hAnsi="Arial"/>
-          <w:sz w:val="40"/>
-          <w:szCs w:val="40"/>
-        </w:rPr>
-        <w:t xml:space="preserve">至 </w:t>
-      </w:r>
-      <w:r>
-        <w:rPr>
-          <w:rFonts w:ascii="Arial" w:cs="Arial" w:eastAsia="Microsoft YaHei" w:hAnsi="Arial"/>
-          <w:b/>
-          <w:bCs/>
-          <w:color w:val="C2410C"/>
-          <w:sz w:val="40"/>
-          <w:szCs w:val="40"/>
-        </w:rPr>
-        <w:t xml:space="preserve">14 岁</w:t>
-      </w:r>
-      <w:r>
-        <w:rPr>
-          <w:rFonts w:ascii="Arial" w:cs="Arial" w:eastAsia="Microsoft YaHei" w:hAnsi="Arial"/>
-          <w:sz w:val="40"/>
-          <w:szCs w:val="40"/>
-        </w:rPr>
-        <w:t xml:space="preserve">为 </w:t>
-      </w:r>
-      <w:r>
-        <w:rPr>
-          <w:rFonts w:ascii="Arial" w:cs="Arial" w:eastAsia="Microsoft YaHei" w:hAnsi="Arial"/>
-          <w:b/>
-          <w:bCs/>
-          <w:color w:val="C2410C"/>
-          <w:sz w:val="40"/>
-          <w:szCs w:val="40"/>
-        </w:rPr>
-        <w:t xml:space="preserve">24%</w:t>
-      </w:r>
-      <w:r>
-        <w:rPr>
-          <w:rFonts w:ascii="Arial" w:cs="Arial" w:eastAsia="Microsoft YaHei" w:hAnsi="Arial"/>
-          <w:sz w:val="40"/>
-          <w:szCs w:val="40"/>
-        </w:rPr>
-        <w:t xml:space="preserve">；</w:t>
-      </w:r>
-    </w:p>
-    <w:p>
-      <w:pPr>
-        <w:keepLines/>
-        <w:spacing w:after="100" w:line="440"/>
-      </w:pPr>
-      <w:r>
-        <w:rPr>
-          <w:rFonts w:ascii="Arial" w:cs="Arial" w:eastAsia="Microsoft YaHei" w:hAnsi="Arial"/>
-          <w:sz w:val="40"/>
-          <w:szCs w:val="40"/>
-        </w:rPr>
-        <w:t xml:space="preserve">本报告仅为 AI 用户。</w:t>
-      </w:r>
-    </w:p>
-    <w:p>
-      <w:pPr>
-        <w:keepLines/>
-        <w:spacing w:after="10" w:line="440"/>
-      </w:pPr>
-      <w:r>
-        <w:rPr>
-          <w:rFonts w:ascii="Arial" w:cs="Arial" w:eastAsia="Microsoft YaHei" w:hAnsi="Arial"/>
-          <w:sz w:val="40"/>
-          <w:szCs w:val="40"/>
-        </w:rPr>
-        <w:t xml:space="preserve">统一分母后仍差约 </w:t>
-      </w:r>
-      <w:r>
-        <w:rPr>
-          <w:rFonts w:ascii="Arial" w:cs="Arial" w:eastAsia="Microsoft YaHei" w:hAnsi="Arial"/>
-          <w:b/>
-          <w:bCs/>
-          <w:color w:val="C2410C"/>
-          <w:sz w:val="40"/>
-          <w:szCs w:val="40"/>
-        </w:rPr>
-        <w:t xml:space="preserve">10 个百分点</w:t>
-      </w:r>
-      <w:r>
-        <w:rPr>
-          <w:rFonts w:ascii="Arial" w:cs="Arial" w:eastAsia="Microsoft YaHei" w:hAnsi="Arial"/>
-          <w:sz w:val="40"/>
-          <w:szCs w:val="40"/>
-        </w:rPr>
-        <w:t xml:space="preserve">，</w:t>
-      </w:r>
-    </w:p>
-    <w:p>
-      <w:pPr>
-        <w:keepLines/>
-        <w:spacing w:after="100" w:line="440"/>
-      </w:pPr>
-      <w:r>
-        <w:rPr>
-          <w:rFonts w:ascii="Arial" w:cs="Arial" w:eastAsia="Microsoft YaHei" w:hAnsi="Arial"/>
-          <w:sz w:val="40"/>
-          <w:szCs w:val="40"/>
-        </w:rPr>
-        <w:t xml:space="preserve">还不能判断“加速”。</w:t>
-      </w:r>
-    </w:p>
-    <w:p>
-      <w:pPr>
-        <w:keepLines/>
-        <w:spacing w:after="100" w:line="440"/>
-      </w:pPr>
-      <w:r>
-        <w:rPr>
-          <w:rFonts w:ascii="Arial" w:cs="Arial" w:eastAsia="Microsoft YaHei" w:hAnsi="Arial"/>
-          <w:color w:val="6B7280"/>
-          <w:sz w:val="40"/>
-          <w:szCs w:val="40"/>
-        </w:rPr>
-        <w:t xml:space="preserve">（最后看研究方法。）</w:t>
+        <w:t xml:space="preserve"> 是可能退订的意向，</w:t>
+      </w:r>
+    </w:p>
+    <w:p>
+      <w:pPr>
+        <w:keepLines/>
+        <w:spacing w:after="10" w:line="440"/>
+      </w:pPr>
+      <w:r>
+        <w:rPr>
+          <w:rFonts w:ascii="Arial" w:cs="Arial" w:eastAsia="Microsoft YaHei" w:hAnsi="Arial"/>
+          <w:b/>
+          <w:bCs/>
+          <w:color w:val="C2410C"/>
+          <w:sz w:val="40"/>
+          <w:szCs w:val="40"/>
+        </w:rPr>
+        <w:t xml:space="preserve">5.5%</w:t>
+      </w:r>
+      <w:r>
+        <w:rPr>
+          <w:rFonts w:ascii="Arial" w:cs="Arial" w:eastAsia="Microsoft YaHei" w:hAnsi="Arial"/>
+          <w:sz w:val="40"/>
+          <w:szCs w:val="40"/>
+        </w:rPr>
+        <w:t xml:space="preserve"> 是行业月流失率，</w:t>
+      </w:r>
+    </w:p>
+    <w:p>
+      <w:pPr>
+        <w:keepLines/>
+        <w:spacing w:after="10" w:line="440"/>
+      </w:pPr>
+      <w:r>
+        <w:rPr>
+          <w:rFonts w:ascii="Arial" w:cs="Arial" w:eastAsia="Microsoft YaHei" w:hAnsi="Arial"/>
+          <w:b/>
+          <w:bCs/>
+          <w:color w:val="C2410C"/>
+          <w:sz w:val="40"/>
+          <w:szCs w:val="40"/>
+        </w:rPr>
+        <w:t xml:space="preserve">3,185 </w:t>
+      </w:r>
+      <w:r>
+        <w:rPr>
+          <w:rFonts w:ascii="Arial" w:cs="Arial" w:eastAsia="Microsoft YaHei" w:hAnsi="Arial"/>
+          <w:sz w:val="40"/>
+          <w:szCs w:val="40"/>
+        </w:rPr>
+        <w:t xml:space="preserve">亿美元是普华永道对 </w:t>
+      </w:r>
+      <w:r>
+        <w:rPr>
+          <w:rFonts w:ascii="Arial" w:cs="Arial" w:eastAsia="Microsoft YaHei" w:hAnsi="Arial"/>
+          <w:b/>
+          <w:bCs/>
+          <w:color w:val="C2410C"/>
+          <w:sz w:val="40"/>
+          <w:szCs w:val="40"/>
+        </w:rPr>
+        <w:t xml:space="preserve">2029 </w:t>
+      </w:r>
+      <w:r>
+        <w:rPr>
+          <w:rFonts w:ascii="Arial" w:cs="Arial" w:eastAsia="Microsoft YaHei" w:hAnsi="Arial"/>
+          <w:sz w:val="40"/>
+          <w:szCs w:val="40"/>
+        </w:rPr>
+        <w:t xml:space="preserve">年全球市场的预测，</w:t>
+      </w:r>
+    </w:p>
+    <w:p>
+      <w:pPr>
+        <w:keepLines/>
+        <w:spacing w:after="100" w:line="440"/>
+      </w:pPr>
+      <w:r>
+        <w:rPr>
+          <w:rFonts w:ascii="Arial" w:cs="Arial" w:eastAsia="Microsoft YaHei" w:hAnsi="Arial"/>
+          <w:sz w:val="40"/>
+          <w:szCs w:val="40"/>
+        </w:rPr>
+        <w:t xml:space="preserve">约</w:t>
+      </w:r>
+      <w:r>
+        <w:rPr>
+          <w:rFonts w:ascii="Arial" w:cs="Arial" w:eastAsia="Microsoft YaHei" w:hAnsi="Arial"/>
+          <w:b/>
+          <w:bCs/>
+          <w:color w:val="C2410C"/>
+          <w:sz w:val="40"/>
+          <w:szCs w:val="40"/>
+        </w:rPr>
+        <w:t xml:space="preserve">三分之二</w:t>
+      </w:r>
+      <w:r>
+        <w:rPr>
+          <w:rFonts w:ascii="Arial" w:cs="Arial" w:eastAsia="Microsoft YaHei" w:hAnsi="Arial"/>
+          <w:sz w:val="40"/>
+          <w:szCs w:val="40"/>
+        </w:rPr>
+        <w:t xml:space="preserve">是 AI 答题的正确率。</w:t>
+      </w:r>
+    </w:p>
+    <w:p>
+      <w:pPr>
+        <w:keepLines/>
+        <w:spacing w:after="10" w:line="440"/>
+      </w:pPr>
+      <w:r>
+        <w:rPr>
+          <w:rFonts w:ascii="Arial" w:cs="Arial" w:eastAsia="Microsoft YaHei" w:hAnsi="Arial"/>
+          <w:sz w:val="40"/>
+          <w:szCs w:val="40"/>
+        </w:rPr>
+        <w:t xml:space="preserve">它们并列使用，性质不一，</w:t>
+      </w:r>
+    </w:p>
+    <w:p>
+      <w:pPr>
+        <w:keepLines/>
+        <w:spacing w:after="10" w:line="440"/>
+      </w:pPr>
+      <w:r>
+        <w:rPr>
+          <w:rFonts w:ascii="Arial" w:cs="Arial" w:eastAsia="Microsoft YaHei" w:hAnsi="Arial"/>
+          <w:sz w:val="40"/>
+          <w:szCs w:val="40"/>
+        </w:rPr>
+        <w:t xml:space="preserve">无追踪、无对照，</w:t>
+      </w:r>
+    </w:p>
+    <w:p>
+      <w:pPr>
+        <w:keepLines/>
+        <w:spacing w:after="10" w:line="440"/>
+      </w:pPr>
+      <w:r>
+        <w:rPr>
+          <w:rFonts w:ascii="Arial" w:cs="Arial" w:eastAsia="Microsoft YaHei" w:hAnsi="Arial"/>
+          <w:sz w:val="40"/>
+          <w:szCs w:val="40"/>
+        </w:rPr>
+        <w:t xml:space="preserve">只能说明同时存在，</w:t>
+      </w:r>
+    </w:p>
+    <w:p>
+      <w:pPr>
+        <w:keepLines/>
+        <w:spacing w:after="100" w:line="440"/>
+      </w:pPr>
+      <w:r>
+        <w:rPr>
+          <w:rFonts w:ascii="Arial" w:cs="Arial" w:eastAsia="Microsoft YaHei" w:hAnsi="Arial"/>
+          <w:sz w:val="40"/>
+          <w:szCs w:val="40"/>
+        </w:rPr>
+        <w:t xml:space="preserve">不足以证明因果。</w:t>
+      </w:r>
+    </w:p>
+    <w:p>
+      <w:pPr>
+        <w:keepLines/>
+        <w:spacing w:after="100" w:line="440"/>
+      </w:pPr>
+      <w:r>
+        <w:rPr>
+          <w:rFonts w:ascii="Arial" w:cs="Arial" w:eastAsia="Microsoft YaHei" w:hAnsi="Arial"/>
+          <w:color w:val="6B7280"/>
+          <w:sz w:val="40"/>
+          <w:szCs w:val="40"/>
+        </w:rPr>
+        <w:t xml:space="preserve">（最后总结。）</w:t>
       </w:r>
     </w:p>
     <w:p>
@@ -2554,7 +2901,7 @@
           <w:sz w:val="28"/>
           <w:szCs w:val="28"/>
         </w:rPr>
-        <w:t xml:space="preserve">▶ 翻页 → 第 11 页 研究方法评价</w:t>
+        <w:t xml:space="preserve">▶ 翻页 → 第 11 页 总结</w:t>
       </w:r>
     </w:p>
     <w:p>
@@ -2571,7 +2918,7 @@
           <w:sz w:val="28"/>
           <w:szCs w:val="28"/>
         </w:rPr>
-        <w:t xml:space="preserve">11/12</w:t>
+        <w:t xml:space="preserve">11/11</w:t>
       </w:r>
       <w:r>
         <w:rPr>
@@ -2580,7 +2927,7 @@
           <w:sz w:val="28"/>
           <w:szCs w:val="28"/>
         </w:rPr>
-        <w:t xml:space="preserve">　研究方法评价　累计 4:20</w:t>
+        <w:t xml:space="preserve">　总结　累计 5:40</w:t>
       </w:r>
     </w:p>
     <w:p>
@@ -2598,215 +2945,6 @@
           <w:sz w:val="34"/>
           <w:szCs w:val="34"/>
         </w:rPr>
-        <w:t xml:space="preserve">四类数据并列；无追踪、无对照；只能说相关</w:t>
-      </w:r>
-    </w:p>
-    <w:p>
-      <w:pPr>
-        <w:keepLines/>
-        <w:spacing w:after="10" w:line="440"/>
-      </w:pPr>
-      <w:r>
-        <w:rPr>
-          <w:rFonts w:ascii="Arial" w:cs="Arial" w:eastAsia="Microsoft YaHei" w:hAnsi="Arial"/>
-          <w:sz w:val="40"/>
-          <w:szCs w:val="40"/>
-        </w:rPr>
-        <w:t xml:space="preserve">支撑“难找导致退订”的，</w:t>
-      </w:r>
-    </w:p>
-    <w:p>
-      <w:pPr>
-        <w:keepLines/>
-        <w:spacing w:after="10" w:line="440"/>
-      </w:pPr>
-      <w:r>
-        <w:rPr>
-          <w:rFonts w:ascii="Arial" w:cs="Arial" w:eastAsia="Microsoft YaHei" w:hAnsi="Arial"/>
-          <w:sz w:val="40"/>
-          <w:szCs w:val="40"/>
-        </w:rPr>
-        <w:t xml:space="preserve">是退订意向、退订率、</w:t>
-      </w:r>
-    </w:p>
-    <w:p>
-      <w:pPr>
-        <w:keepLines/>
-        <w:spacing w:after="10" w:line="440"/>
-      </w:pPr>
-      <w:r>
-        <w:rPr>
-          <w:rFonts w:ascii="Arial" w:cs="Arial" w:eastAsia="Microsoft YaHei" w:hAnsi="Arial"/>
-          <w:sz w:val="40"/>
-          <w:szCs w:val="40"/>
-        </w:rPr>
-        <w:t xml:space="preserve">预测与测试</w:t>
-      </w:r>
-      <w:r>
-        <w:rPr>
-          <w:rFonts w:ascii="Arial" w:cs="Arial" w:eastAsia="Microsoft YaHei" w:hAnsi="Arial"/>
-          <w:b/>
-          <w:bCs/>
-          <w:color w:val="C2410C"/>
-          <w:sz w:val="40"/>
-          <w:szCs w:val="40"/>
-        </w:rPr>
-        <w:t xml:space="preserve">四类</w:t>
-      </w:r>
-      <w:r>
-        <w:rPr>
-          <w:rFonts w:ascii="Arial" w:cs="Arial" w:eastAsia="Microsoft YaHei" w:hAnsi="Arial"/>
-          <w:sz w:val="40"/>
-          <w:szCs w:val="40"/>
-        </w:rPr>
-        <w:t xml:space="preserve">数据，</w:t>
-      </w:r>
-    </w:p>
-    <w:p>
-      <w:pPr>
-        <w:keepLines/>
-        <w:spacing w:after="100" w:line="440"/>
-      </w:pPr>
-      <w:r>
-        <w:rPr>
-          <w:rFonts w:ascii="Arial" w:cs="Arial" w:eastAsia="Microsoft YaHei" w:hAnsi="Arial"/>
-          <w:sz w:val="40"/>
-          <w:szCs w:val="40"/>
-        </w:rPr>
-        <w:t xml:space="preserve">并列使用。</w:t>
-      </w:r>
-    </w:p>
-    <w:p>
-      <w:pPr>
-        <w:keepLines/>
-        <w:spacing w:after="10" w:line="440"/>
-      </w:pPr>
-      <w:r>
-        <w:rPr>
-          <w:rFonts w:ascii="Arial" w:cs="Arial" w:eastAsia="Microsoft YaHei" w:hAnsi="Arial"/>
-          <w:sz w:val="40"/>
-          <w:szCs w:val="40"/>
-        </w:rPr>
-        <w:t xml:space="preserve">它们性质不一，无追踪、</w:t>
-      </w:r>
-    </w:p>
-    <w:p>
-      <w:pPr>
-        <w:keepLines/>
-        <w:spacing w:after="10" w:line="440"/>
-      </w:pPr>
-      <w:r>
-        <w:rPr>
-          <w:rFonts w:ascii="Arial" w:cs="Arial" w:eastAsia="Microsoft YaHei" w:hAnsi="Arial"/>
-          <w:sz w:val="40"/>
-          <w:szCs w:val="40"/>
-        </w:rPr>
-        <w:t xml:space="preserve">无对照，</w:t>
-      </w:r>
-    </w:p>
-    <w:p>
-      <w:pPr>
-        <w:keepLines/>
-        <w:spacing w:after="10" w:line="440"/>
-      </w:pPr>
-      <w:r>
-        <w:rPr>
-          <w:rFonts w:ascii="Arial" w:cs="Arial" w:eastAsia="Microsoft YaHei" w:hAnsi="Arial"/>
-          <w:sz w:val="40"/>
-          <w:szCs w:val="40"/>
-        </w:rPr>
-        <w:t xml:space="preserve">只能说明同时存在，</w:t>
-      </w:r>
-    </w:p>
-    <w:p>
-      <w:pPr>
-        <w:keepLines/>
-        <w:spacing w:after="100" w:line="440"/>
-      </w:pPr>
-      <w:r>
-        <w:rPr>
-          <w:rFonts w:ascii="Arial" w:cs="Arial" w:eastAsia="Microsoft YaHei" w:hAnsi="Arial"/>
-          <w:sz w:val="40"/>
-          <w:szCs w:val="40"/>
-        </w:rPr>
-        <w:t xml:space="preserve">不足以证明因果。</w:t>
-      </w:r>
-    </w:p>
-    <w:p>
-      <w:pPr>
-        <w:keepLines/>
-        <w:spacing w:after="100" w:line="440"/>
-      </w:pPr>
-      <w:r>
-        <w:rPr>
-          <w:rFonts w:ascii="Arial" w:cs="Arial" w:eastAsia="Microsoft YaHei" w:hAnsi="Arial"/>
-          <w:color w:val="6B7280"/>
-          <w:sz w:val="40"/>
-          <w:szCs w:val="40"/>
-        </w:rPr>
-        <w:t xml:space="preserve">（最后总结。）</w:t>
-      </w:r>
-    </w:p>
-    <w:p>
-      <w:pPr>
-        <w:pBdr>
-          <w:top w:val="single" w:color="D5DAE1" w:sz="6" w:space="4"/>
-        </w:pBdr>
-        <w:spacing w:before="80"/>
-      </w:pPr>
-      <w:r>
-        <w:rPr>
-          <w:rFonts w:ascii="Arial" w:cs="Arial" w:eastAsia="Microsoft YaHei" w:hAnsi="Arial"/>
-          <w:b/>
-          <w:bCs/>
-          <w:color w:val="C2410C"/>
-          <w:sz w:val="28"/>
-          <w:szCs w:val="28"/>
-        </w:rPr>
-        <w:t xml:space="preserve">▶ 翻页 → 第 12 页 总结</w:t>
-      </w:r>
-    </w:p>
-    <w:p>
-      <w:pPr>
-        <w:pageBreakBefore/>
-        <w:spacing w:after="80"/>
-      </w:pPr>
-      <w:r>
-        <w:rPr>
-          <w:rFonts w:ascii="Arial" w:cs="Arial" w:eastAsia="Microsoft YaHei" w:hAnsi="Arial"/>
-          <w:b/>
-          <w:bCs/>
-          <w:color w:val="1F2A44"/>
-          <w:sz w:val="28"/>
-          <w:szCs w:val="28"/>
-        </w:rPr>
-        <w:t xml:space="preserve">12/12</w:t>
-      </w:r>
-      <w:r>
-        <w:rPr>
-          <w:rFonts w:ascii="Arial" w:cs="Arial" w:eastAsia="Microsoft YaHei" w:hAnsi="Arial"/>
-          <w:color w:val="6B7280"/>
-          <w:sz w:val="28"/>
-          <w:szCs w:val="28"/>
-        </w:rPr>
-        <w:t xml:space="preserve">　总结　累计 4:55</w:t>
-      </w:r>
-    </w:p>
-    <w:p>
-      <w:pPr>
-        <w:shd w:fill="EEF1F6" w:color="auto" w:val="clear"/>
-        <w:spacing w:after="140"/>
-        <w:ind w:left="80" w:right="80"/>
-      </w:pPr>
-      <w:r>
-        <w:rPr>
-          <w:rFonts w:ascii="Arial" w:cs="Arial" w:eastAsia="Microsoft YaHei" w:hAnsi="Arial"/>
-          <w:b/>
-          <w:bCs/>
-          <w:color w:val="1F2A44"/>
-          <w:sz w:val="34"/>
-          <w:szCs w:val="34"/>
-        </w:rPr>
         <w:t xml:space="preserve">有参考价值；超出样本范围；三点改进；局限</w:t>
       </w:r>
     </w:p>
@@ -2869,48 +3007,15 @@
     <w:p>
       <w:pPr>
         <w:keepLines/>
-        <w:spacing w:after="10" w:line="440"/>
-      </w:pPr>
-      <w:r>
-        <w:rPr>
-          <w:rFonts w:ascii="Arial" w:cs="Arial" w:eastAsia="Microsoft YaHei" w:hAnsi="Arial"/>
-          <w:sz w:val="40"/>
-          <w:szCs w:val="40"/>
-        </w:rPr>
-        <w:t xml:space="preserve">第三项只能说相关，</w:t>
-      </w:r>
-    </w:p>
-    <w:p>
-      <w:pPr>
-        <w:keepLines/>
-        <w:spacing w:after="100" w:line="440"/>
-      </w:pPr>
-      <w:r>
-        <w:rPr>
-          <w:rFonts w:ascii="Arial" w:cs="Arial" w:eastAsia="Microsoft YaHei" w:hAnsi="Arial"/>
-          <w:sz w:val="40"/>
-          <w:szCs w:val="40"/>
-        </w:rPr>
-        <w:t xml:space="preserve">第</w:t>
-      </w:r>
-      <w:r>
-        <w:rPr>
-          <w:rFonts w:ascii="Arial" w:cs="Arial" w:eastAsia="Microsoft YaHei" w:hAnsi="Arial"/>
-          <w:b/>
-          <w:bCs/>
-          <w:color w:val="C2410C"/>
-          <w:sz w:val="40"/>
-          <w:szCs w:val="40"/>
-        </w:rPr>
-        <w:t xml:space="preserve">四项</w:t>
-      </w:r>
-      <w:r>
-        <w:rPr>
-          <w:rFonts w:ascii="Arial" w:cs="Arial" w:eastAsia="Microsoft YaHei" w:hAnsi="Arial"/>
-          <w:sz w:val="40"/>
-          <w:szCs w:val="40"/>
-        </w:rPr>
-        <w:t xml:space="preserve">未经检验。</w:t>
+        <w:spacing w:after="100" w:line="440"/>
+      </w:pPr>
+      <w:r>
+        <w:rPr>
+          <w:rFonts w:ascii="Arial" w:cs="Arial" w:eastAsia="Microsoft YaHei" w:hAnsi="Arial"/>
+          <w:sz w:val="40"/>
+          <w:szCs w:val="40"/>
+        </w:rPr>
+        <w:t xml:space="preserve">第三项只能说相关。</w:t>
       </w:r>
     </w:p>
     <w:p>
